--- a/Naval Chess规则介绍.docx
+++ b/Naval Chess规则介绍.docx
@@ -23,7 +23,51 @@
           <w:szCs w:val="30"/>
           <w:lang w:val="en-US" w:eastAsia="zh-CN"/>
         </w:rPr>
-        <w:t>Naval Chess 本地测试1.0</w:t>
+        <w:t xml:space="preserve">Naval Chess </w:t>
+      </w:r>
+      <w:r>
+        <w:rPr>
+          <w:rFonts w:hint="eastAsia" w:ascii="Times New Roman" w:hAnsi="Times New Roman" w:cs="Times New Roman"/>
+          <w:b/>
+          <w:bCs/>
+          <w:sz w:val="30"/>
+          <w:szCs w:val="30"/>
+          <w:lang w:val="en-US" w:eastAsia="zh-CN"/>
+        </w:rPr>
+        <w:t>联机</w:t>
+      </w:r>
+      <w:r>
+        <w:rPr>
+          <w:rFonts w:hint="default" w:ascii="Times New Roman" w:hAnsi="Times New Roman" w:cs="Times New Roman"/>
+          <w:b/>
+          <w:bCs/>
+          <w:sz w:val="30"/>
+          <w:szCs w:val="30"/>
+          <w:lang w:val="en-US" w:eastAsia="zh-CN"/>
+        </w:rPr>
+        <w:t>测试</w:t>
+      </w:r>
+      <w:r>
+        <w:rPr>
+          <w:rFonts w:hint="eastAsia" w:ascii="Times New Roman" w:hAnsi="Times New Roman" w:cs="Times New Roman"/>
+          <w:b/>
+          <w:bCs/>
+          <w:sz w:val="30"/>
+          <w:szCs w:val="30"/>
+          <w:lang w:val="en-US" w:eastAsia="zh-CN"/>
+        </w:rPr>
+        <w:t>2</w:t>
+      </w:r>
+      <w:r>
+        <w:rPr>
+          <w:rFonts w:hint="default" w:ascii="Times New Roman" w:hAnsi="Times New Roman" w:cs="Times New Roman"/>
+          <w:b/>
+          <w:bCs/>
+          <w:sz w:val="30"/>
+          <w:szCs w:val="30"/>
+          <w:lang w:val="en-US" w:eastAsia="zh-CN"/>
+        </w:rPr>
+        <w:t>.0</w:t>
       </w:r>
     </w:p>
     <w:p>
@@ -133,78 +177,32 @@
         <w:ind w:firstLine="480" w:firstLineChars="200"/>
         <w:textAlignment w:val="auto"/>
         <w:rPr>
-          <w:rFonts w:hint="default" w:ascii="Times New Roman" w:hAnsi="Times New Roman" w:cs="Times New Roman"/>
-          <w:color w:val="000000" w:themeColor="text1"/>
-          <w:sz w:val="24"/>
-          <w:szCs w:val="24"/>
-          <w:lang w:val="en-US" w:eastAsia="zh-CN"/>
-          <w14:textFill>
-            <w14:solidFill>
-              <w14:schemeClr w14:val="tx1"/>
-            </w14:solidFill>
-          </w14:textFill>
-        </w:rPr>
-      </w:pPr>
-      <w:r>
-        <w:rPr>
-          <w:rFonts w:hint="eastAsia" w:ascii="Times New Roman" w:hAnsi="Times New Roman" w:cs="Times New Roman"/>
-          <w:color w:val="000000" w:themeColor="text1"/>
-          <w:sz w:val="24"/>
-          <w:szCs w:val="24"/>
-          <w:lang w:val="en-US" w:eastAsia="zh-CN"/>
-          <w14:textFill>
-            <w14:solidFill>
-              <w14:schemeClr w14:val="tx1"/>
-            </w14:solidFill>
-          </w14:textFill>
-        </w:rPr>
-        <w:t>本游戏是一款以模拟风帆时代海战为主题、致力于提供简单玩法和深度博弈的棋类游戏。该版本目前有对战和人机练习两种模式。</w:t>
-      </w:r>
-    </w:p>
-    <w:p>
-      <w:pPr>
-        <w:keepNext w:val="0"/>
-        <w:keepLines w:val="0"/>
-        <w:pageBreakBefore w:val="0"/>
-        <w:widowControl w:val="0"/>
-        <w:kinsoku/>
-        <w:wordWrap/>
-        <w:overflowPunct/>
-        <w:topLinePunct w:val="0"/>
-        <w:autoSpaceDE/>
-        <w:autoSpaceDN/>
-        <w:bidi w:val="0"/>
-        <w:adjustRightInd/>
-        <w:snapToGrid/>
-        <w:ind w:firstLine="480" w:firstLineChars="200"/>
-        <w:textAlignment w:val="auto"/>
-        <w:rPr>
-          <w:rFonts w:hint="eastAsia" w:ascii="Times New Roman" w:hAnsi="Times New Roman" w:cs="Times New Roman"/>
-          <w:color w:val="000000" w:themeColor="text1"/>
-          <w:sz w:val="24"/>
-          <w:szCs w:val="24"/>
-          <w:lang w:val="en-US" w:eastAsia="zh-CN"/>
-          <w14:textFill>
-            <w14:solidFill>
-              <w14:schemeClr w14:val="tx1"/>
-            </w14:solidFill>
-          </w14:textFill>
-        </w:rPr>
-      </w:pPr>
-      <w:r>
-        <w:rPr>
-          <w:rFonts w:hint="eastAsia" w:ascii="Times New Roman" w:hAnsi="Times New Roman" w:cs="Times New Roman"/>
-          <w:color w:val="000000" w:themeColor="text1"/>
-          <w:sz w:val="24"/>
-          <w:szCs w:val="24"/>
-          <w:lang w:val="en-US" w:eastAsia="zh-CN"/>
-          <w14:textFill>
-            <w14:solidFill>
-              <w14:schemeClr w14:val="tx1"/>
-            </w14:solidFill>
-          </w14:textFill>
-        </w:rPr>
-        <w:t>20*20棋盘，分为红蓝两方势力，每方初始拥有1艘大船、2艘中船和2艘小船。击败敌方所有舰船来获得胜利！</w:t>
+          <w:rFonts w:hint="eastAsia" w:ascii="Times New Roman" w:hAnsi="Times New Roman" w:cs="Times New Roman"/>
+          <w:color w:val="000000" w:themeColor="text1"/>
+          <w:sz w:val="24"/>
+          <w:szCs w:val="24"/>
+          <w:lang w:val="en-US" w:eastAsia="zh-CN"/>
+          <w14:textFill>
+            <w14:solidFill>
+              <w14:schemeClr w14:val="tx1"/>
+            </w14:solidFill>
+          </w14:textFill>
+        </w:rPr>
+      </w:pPr>
+      <w:r>
+        <w:rPr>
+          <w:rFonts w:hint="eastAsia" w:ascii="Times New Roman" w:hAnsi="Times New Roman" w:cs="Times New Roman"/>
+          <w:color w:val="000000" w:themeColor="text1"/>
+          <w:sz w:val="24"/>
+          <w:szCs w:val="24"/>
+          <w:lang w:val="en-US" w:eastAsia="zh-CN"/>
+          <w14:textFill>
+            <w14:solidFill>
+              <w14:schemeClr w14:val="tx1"/>
+            </w14:solidFill>
+          </w14:textFill>
+        </w:rPr>
+        <w:t>本游戏是一款以模拟风帆时代海战为主题、致力于提供简单玩法和深度博弈的棋类游戏。击败敌方所有舰船来获得胜利！</w:t>
       </w:r>
     </w:p>
     <w:p>
@@ -278,32 +276,122 @@
         <w:ind w:firstLine="480" w:firstLineChars="200"/>
         <w:textAlignment w:val="auto"/>
         <w:rPr>
-          <w:rFonts w:hint="default" w:ascii="Times New Roman" w:hAnsi="Times New Roman" w:cs="Times New Roman"/>
-          <w:color w:val="000000" w:themeColor="text1"/>
-          <w:sz w:val="24"/>
-          <w:szCs w:val="24"/>
-          <w:lang w:val="en-US" w:eastAsia="zh-CN"/>
-          <w14:textFill>
-            <w14:solidFill>
-              <w14:schemeClr w14:val="tx1"/>
-            </w14:solidFill>
-          </w14:textFill>
-        </w:rPr>
-      </w:pPr>
-      <w:r>
-        <w:rPr>
-          <w:rFonts w:hint="eastAsia" w:ascii="Times New Roman" w:hAnsi="Times New Roman" w:cs="Times New Roman"/>
-          <w:color w:val="000000" w:themeColor="text1"/>
-          <w:sz w:val="24"/>
-          <w:szCs w:val="24"/>
-          <w:lang w:val="en-US" w:eastAsia="zh-CN"/>
-          <w14:textFill>
-            <w14:solidFill>
-              <w14:schemeClr w14:val="tx1"/>
-            </w14:solidFill>
-          </w14:textFill>
-        </w:rPr>
-        <w:t>船只分为小船（1*1）、中船（1*2）和大船（1*3）。所有船只的生命值与其体积相同，即小船1点、中船2点、大船3点。小船有1条船头边、1条船尾边、2条船舷边。中船有1条船头边、1条船尾边、4条船舷边。大船有1条船头边、1条船尾边、6条船舷边。</w:t>
+          <w:rFonts w:hint="eastAsia" w:ascii="Times New Roman" w:hAnsi="Times New Roman" w:cs="Times New Roman"/>
+          <w:color w:val="000000" w:themeColor="text1"/>
+          <w:sz w:val="24"/>
+          <w:szCs w:val="24"/>
+          <w:lang w:val="en-US" w:eastAsia="zh-CN"/>
+          <w14:textFill>
+            <w14:solidFill>
+              <w14:schemeClr w14:val="tx1"/>
+            </w14:solidFill>
+          </w14:textFill>
+        </w:rPr>
+      </w:pPr>
+      <w:r>
+        <w:rPr>
+          <w:rFonts w:hint="default" w:ascii="Times New Roman" w:hAnsi="Times New Roman" w:cs="Times New Roman"/>
+          <w:color w:val="000000" w:themeColor="text1"/>
+          <w:sz w:val="24"/>
+          <w:szCs w:val="24"/>
+          <w:lang w:val="en-US" w:eastAsia="zh-CN"/>
+          <w14:textFill>
+            <w14:solidFill>
+              <w14:schemeClr w14:val="tx1"/>
+            </w14:solidFill>
+          </w14:textFill>
+        </w:rPr>
+        <w:t>船只</w:t>
+      </w:r>
+      <w:r>
+        <w:rPr>
+          <w:rFonts w:hint="eastAsia" w:ascii="Times New Roman" w:hAnsi="Times New Roman" w:cs="Times New Roman"/>
+          <w:color w:val="000000" w:themeColor="text1"/>
+          <w:sz w:val="24"/>
+          <w:szCs w:val="24"/>
+          <w:lang w:val="en-US" w:eastAsia="zh-CN"/>
+          <w14:textFill>
+            <w14:solidFill>
+              <w14:schemeClr w14:val="tx1"/>
+            </w14:solidFill>
+          </w14:textFill>
+        </w:rPr>
+        <w:t>棋子</w:t>
+      </w:r>
+      <w:r>
+        <w:rPr>
+          <w:rFonts w:hint="default" w:ascii="Times New Roman" w:hAnsi="Times New Roman" w:cs="Times New Roman"/>
+          <w:color w:val="000000" w:themeColor="text1"/>
+          <w:sz w:val="24"/>
+          <w:szCs w:val="24"/>
+          <w:lang w:val="en-US" w:eastAsia="zh-CN"/>
+          <w14:textFill>
+            <w14:solidFill>
+              <w14:schemeClr w14:val="tx1"/>
+            </w14:solidFill>
+          </w14:textFill>
+        </w:rPr>
+        <w:t>按体积分为三类：小型舰船（1×1）、中型舰船（1×2）和大型舰船（1×3）。</w:t>
+      </w:r>
+      <w:r>
+        <w:rPr>
+          <w:rFonts w:hint="eastAsia" w:ascii="Times New Roman" w:hAnsi="Times New Roman" w:cs="Times New Roman"/>
+          <w:color w:val="000000" w:themeColor="text1"/>
+          <w:sz w:val="24"/>
+          <w:szCs w:val="24"/>
+          <w:lang w:val="en-US" w:eastAsia="zh-CN"/>
+          <w14:textFill>
+            <w14:solidFill>
+              <w14:schemeClr w14:val="tx1"/>
+            </w14:solidFill>
+          </w14:textFill>
+        </w:rPr>
+        <w:t>基础</w:t>
+      </w:r>
+      <w:r>
+        <w:rPr>
+          <w:rFonts w:hint="default" w:ascii="Times New Roman" w:hAnsi="Times New Roman" w:cs="Times New Roman"/>
+          <w:color w:val="000000" w:themeColor="text1"/>
+          <w:sz w:val="24"/>
+          <w:szCs w:val="24"/>
+          <w:lang w:val="en-US" w:eastAsia="zh-CN"/>
+          <w14:textFill>
+            <w14:solidFill>
+              <w14:schemeClr w14:val="tx1"/>
+            </w14:solidFill>
+          </w14:textFill>
+        </w:rPr>
+        <w:t>船只的生命值与其体积相同</w:t>
+      </w:r>
+      <w:r>
+        <w:rPr>
+          <w:rFonts w:hint="eastAsia" w:ascii="Times New Roman" w:hAnsi="Times New Roman" w:cs="Times New Roman"/>
+          <w:color w:val="000000" w:themeColor="text1"/>
+          <w:sz w:val="24"/>
+          <w:szCs w:val="24"/>
+          <w:lang w:val="en-US" w:eastAsia="zh-CN"/>
+          <w14:textFill>
+            <w14:solidFill>
+              <w14:schemeClr w14:val="tx1"/>
+            </w14:solidFill>
+          </w14:textFill>
+        </w:rPr>
+        <w:t>，即</w:t>
+      </w:r>
+      <w:r>
+        <w:rPr>
+          <w:rFonts w:hint="default" w:ascii="Times New Roman" w:hAnsi="Times New Roman" w:cs="Times New Roman"/>
+          <w:color w:val="000000" w:themeColor="text1"/>
+          <w:sz w:val="24"/>
+          <w:szCs w:val="24"/>
+          <w:lang w:val="en-US" w:eastAsia="zh-CN"/>
+          <w14:textFill>
+            <w14:solidFill>
+              <w14:schemeClr w14:val="tx1"/>
+            </w14:solidFill>
+          </w14:textFill>
+        </w:rPr>
+        <w:t>小船 1 点、中船 2 点、大船 3 点。</w:t>
       </w:r>
     </w:p>
     <w:p>
@@ -338,18 +426,427 @@
       </w:pPr>
       <w:r>
         <w:rPr>
-          <w:rFonts w:hint="eastAsia" w:ascii="Times New Roman" w:hAnsi="Times New Roman" w:cs="Times New Roman"/>
-          <w:color w:val="000000" w:themeColor="text1"/>
-          <w:sz w:val="24"/>
-          <w:szCs w:val="24"/>
-          <w:lang w:val="en-US" w:eastAsia="zh-CN"/>
-          <w14:textFill>
-            <w14:solidFill>
-              <w14:schemeClr w14:val="tx1"/>
-            </w14:solidFill>
-          </w14:textFill>
-        </w:rPr>
-        <w:t>每个船只会在船头格显示一个三角形，三角形指向前进方向。同时还会在船尾格显示一条绿色横线，代表血条。</w:t>
+          <w:rFonts w:hint="default" w:ascii="Times New Roman" w:hAnsi="Times New Roman" w:cs="Times New Roman"/>
+          <w:color w:val="000000" w:themeColor="text1"/>
+          <w:sz w:val="24"/>
+          <w:szCs w:val="24"/>
+          <w:lang w:val="en-US" w:eastAsia="zh-CN"/>
+          <w14:textFill>
+            <w14:solidFill>
+              <w14:schemeClr w14:val="tx1"/>
+            </w14:solidFill>
+          </w14:textFill>
+        </w:rPr>
+        <w:t>每艘船在船头格</w:t>
+      </w:r>
+      <w:r>
+        <w:rPr>
+          <w:rFonts w:hint="eastAsia" w:ascii="Times New Roman" w:hAnsi="Times New Roman" w:cs="Times New Roman"/>
+          <w:color w:val="000000" w:themeColor="text1"/>
+          <w:sz w:val="24"/>
+          <w:szCs w:val="24"/>
+          <w:lang w:val="en-US" w:eastAsia="zh-CN"/>
+          <w14:textFill>
+            <w14:solidFill>
+              <w14:schemeClr w14:val="tx1"/>
+            </w14:solidFill>
+          </w14:textFill>
+        </w:rPr>
+        <w:t>都有</w:t>
+      </w:r>
+      <w:r>
+        <w:rPr>
+          <w:rFonts w:hint="default" w:ascii="Times New Roman" w:hAnsi="Times New Roman" w:cs="Times New Roman"/>
+          <w:color w:val="000000" w:themeColor="text1"/>
+          <w:sz w:val="24"/>
+          <w:szCs w:val="24"/>
+          <w:lang w:val="en-US" w:eastAsia="zh-CN"/>
+          <w14:textFill>
+            <w14:solidFill>
+              <w14:schemeClr w14:val="tx1"/>
+            </w14:solidFill>
+          </w14:textFill>
+        </w:rPr>
+        <w:t>一个白色三角形，尖端指向船只的前进方向</w:t>
+      </w:r>
+      <w:r>
+        <w:rPr>
+          <w:rFonts w:hint="eastAsia" w:ascii="Times New Roman" w:hAnsi="Times New Roman" w:cs="Times New Roman"/>
+          <w:color w:val="000000" w:themeColor="text1"/>
+          <w:sz w:val="24"/>
+          <w:szCs w:val="24"/>
+          <w:lang w:val="en-US" w:eastAsia="zh-CN"/>
+          <w14:textFill>
+            <w14:solidFill>
+              <w14:schemeClr w14:val="tx1"/>
+            </w14:solidFill>
+          </w14:textFill>
+        </w:rPr>
+        <w:t>；</w:t>
+      </w:r>
+    </w:p>
+    <w:p>
+      <w:pPr>
+        <w:keepNext w:val="0"/>
+        <w:keepLines w:val="0"/>
+        <w:pageBreakBefore w:val="0"/>
+        <w:widowControl w:val="0"/>
+        <w:kinsoku/>
+        <w:wordWrap/>
+        <w:overflowPunct/>
+        <w:topLinePunct w:val="0"/>
+        <w:autoSpaceDE/>
+        <w:autoSpaceDN/>
+        <w:bidi w:val="0"/>
+        <w:adjustRightInd/>
+        <w:snapToGrid/>
+        <w:ind w:firstLine="480" w:firstLineChars="200"/>
+        <w:textAlignment w:val="auto"/>
+        <w:rPr>
+          <w:rFonts w:hint="default" w:ascii="Times New Roman" w:hAnsi="Times New Roman" w:cs="Times New Roman"/>
+          <w:color w:val="000000" w:themeColor="text1"/>
+          <w:sz w:val="24"/>
+          <w:szCs w:val="24"/>
+          <w:lang w:val="en-US" w:eastAsia="zh-CN"/>
+          <w14:textFill>
+            <w14:solidFill>
+              <w14:schemeClr w14:val="tx1"/>
+            </w14:solidFill>
+          </w14:textFill>
+        </w:rPr>
+      </w:pPr>
+      <w:r>
+        <w:rPr>
+          <w:rFonts w:hint="default" w:ascii="Times New Roman" w:hAnsi="Times New Roman" w:cs="Times New Roman"/>
+          <w:color w:val="000000" w:themeColor="text1"/>
+          <w:sz w:val="24"/>
+          <w:szCs w:val="24"/>
+          <w:lang w:val="en-US" w:eastAsia="zh-CN"/>
+          <w14:textFill>
+            <w14:solidFill>
+              <w14:schemeClr w14:val="tx1"/>
+            </w14:solidFill>
+          </w14:textFill>
+        </w:rPr>
+        <w:t>船尾格显示一条横线代表</w:t>
+      </w:r>
+      <w:r>
+        <w:rPr>
+          <w:rFonts w:hint="eastAsia" w:ascii="Times New Roman" w:hAnsi="Times New Roman" w:cs="Times New Roman"/>
+          <w:color w:val="000000" w:themeColor="text1"/>
+          <w:sz w:val="24"/>
+          <w:szCs w:val="24"/>
+          <w:lang w:val="en-US" w:eastAsia="zh-CN"/>
+          <w14:textFill>
+            <w14:solidFill>
+              <w14:schemeClr w14:val="tx1"/>
+            </w14:solidFill>
+          </w14:textFill>
+        </w:rPr>
+        <w:t>舰船</w:t>
+      </w:r>
+      <w:r>
+        <w:rPr>
+          <w:rFonts w:hint="default" w:ascii="Times New Roman" w:hAnsi="Times New Roman" w:cs="Times New Roman"/>
+          <w:color w:val="000000" w:themeColor="text1"/>
+          <w:sz w:val="24"/>
+          <w:szCs w:val="24"/>
+          <w:lang w:val="en-US" w:eastAsia="zh-CN"/>
+          <w14:textFill>
+            <w14:solidFill>
+              <w14:schemeClr w14:val="tx1"/>
+            </w14:solidFill>
+          </w14:textFill>
+        </w:rPr>
+        <w:t>血条</w:t>
+      </w:r>
+      <w:r>
+        <w:rPr>
+          <w:rFonts w:hint="eastAsia" w:ascii="Times New Roman" w:hAnsi="Times New Roman" w:cs="Times New Roman"/>
+          <w:color w:val="000000" w:themeColor="text1"/>
+          <w:sz w:val="24"/>
+          <w:szCs w:val="24"/>
+          <w:lang w:val="en-US" w:eastAsia="zh-CN"/>
+          <w14:textFill>
+            <w14:solidFill>
+              <w14:schemeClr w14:val="tx1"/>
+            </w14:solidFill>
+          </w14:textFill>
+        </w:rPr>
+        <w:t>。</w:t>
+      </w:r>
+      <w:r>
+        <w:rPr>
+          <w:rFonts w:hint="default" w:ascii="Times New Roman" w:hAnsi="Times New Roman" w:cs="Times New Roman"/>
+          <w:color w:val="000000" w:themeColor="text1"/>
+          <w:sz w:val="24"/>
+          <w:szCs w:val="24"/>
+          <w:lang w:val="en-US" w:eastAsia="zh-CN"/>
+          <w14:textFill>
+            <w14:solidFill>
+              <w14:schemeClr w14:val="tx1"/>
+            </w14:solidFill>
+          </w14:textFill>
+        </w:rPr>
+        <w:t>血量健康时为绿色，受伤后逐渐变为橙黄色，濒危时为红色。</w:t>
+      </w:r>
+    </w:p>
+    <w:p>
+      <w:pPr>
+        <w:keepNext w:val="0"/>
+        <w:keepLines w:val="0"/>
+        <w:pageBreakBefore w:val="0"/>
+        <w:widowControl w:val="0"/>
+        <w:kinsoku/>
+        <w:wordWrap/>
+        <w:overflowPunct/>
+        <w:topLinePunct w:val="0"/>
+        <w:autoSpaceDE/>
+        <w:autoSpaceDN/>
+        <w:bidi w:val="0"/>
+        <w:adjustRightInd/>
+        <w:snapToGrid/>
+        <w:ind w:firstLine="480" w:firstLineChars="200"/>
+        <w:textAlignment w:val="auto"/>
+        <w:rPr>
+          <w:rFonts w:hint="default" w:ascii="Times New Roman" w:hAnsi="Times New Roman" w:cs="Times New Roman"/>
+          <w:color w:val="000000" w:themeColor="text1"/>
+          <w:sz w:val="24"/>
+          <w:szCs w:val="24"/>
+          <w:lang w:val="en-US" w:eastAsia="zh-CN"/>
+          <w14:textFill>
+            <w14:solidFill>
+              <w14:schemeClr w14:val="tx1"/>
+            </w14:solidFill>
+          </w14:textFill>
+        </w:rPr>
+      </w:pPr>
+      <w:r>
+        <w:rPr>
+          <w:rFonts w:hint="default" w:ascii="Times New Roman" w:hAnsi="Times New Roman" w:cs="Times New Roman"/>
+          <w:color w:val="000000" w:themeColor="text1"/>
+          <w:sz w:val="24"/>
+          <w:szCs w:val="24"/>
+          <w:lang w:val="en-US" w:eastAsia="zh-CN"/>
+          <w14:textFill>
+            <w14:solidFill>
+              <w14:schemeClr w14:val="tx1"/>
+            </w14:solidFill>
+          </w14:textFill>
+        </w:rPr>
+        <w:t>船尾格的金色小圆点代表该船</w:t>
+      </w:r>
+      <w:r>
+        <w:rPr>
+          <w:rFonts w:hint="eastAsia" w:ascii="Times New Roman" w:hAnsi="Times New Roman" w:cs="Times New Roman"/>
+          <w:color w:val="000000" w:themeColor="text1"/>
+          <w:sz w:val="24"/>
+          <w:szCs w:val="24"/>
+          <w:lang w:val="en-US" w:eastAsia="zh-CN"/>
+          <w14:textFill>
+            <w14:solidFill>
+              <w14:schemeClr w14:val="tx1"/>
+            </w14:solidFill>
+          </w14:textFill>
+        </w:rPr>
+        <w:t>的</w:t>
+      </w:r>
+      <w:r>
+        <w:rPr>
+          <w:rFonts w:hint="default" w:ascii="Times New Roman" w:hAnsi="Times New Roman" w:cs="Times New Roman"/>
+          <w:color w:val="000000" w:themeColor="text1"/>
+          <w:sz w:val="24"/>
+          <w:szCs w:val="24"/>
+          <w:lang w:val="en-US" w:eastAsia="zh-CN"/>
+          <w14:textFill>
+            <w14:solidFill>
+              <w14:schemeClr w14:val="tx1"/>
+            </w14:solidFill>
+          </w14:textFill>
+        </w:rPr>
+        <w:t>舷炮</w:t>
+      </w:r>
+      <w:r>
+        <w:rPr>
+          <w:rFonts w:hint="eastAsia" w:ascii="Times New Roman" w:hAnsi="Times New Roman" w:cs="Times New Roman"/>
+          <w:color w:val="000000" w:themeColor="text1"/>
+          <w:sz w:val="24"/>
+          <w:szCs w:val="24"/>
+          <w:lang w:val="en-US" w:eastAsia="zh-CN"/>
+          <w14:textFill>
+            <w14:solidFill>
+              <w14:schemeClr w14:val="tx1"/>
+            </w14:solidFill>
+          </w14:textFill>
+        </w:rPr>
+        <w:t>弹药</w:t>
+      </w:r>
+      <w:r>
+        <w:rPr>
+          <w:rFonts w:hint="default" w:ascii="Times New Roman" w:hAnsi="Times New Roman" w:cs="Times New Roman"/>
+          <w:color w:val="000000" w:themeColor="text1"/>
+          <w:sz w:val="24"/>
+          <w:szCs w:val="24"/>
+          <w:lang w:val="en-US" w:eastAsia="zh-CN"/>
+          <w14:textFill>
+            <w14:solidFill>
+              <w14:schemeClr w14:val="tx1"/>
+            </w14:solidFill>
+          </w14:textFill>
+        </w:rPr>
+        <w:t>。圆点存在时可以开火，圆点消失则代表舷炮已耗尽，本局无法再次使用。</w:t>
+      </w:r>
+    </w:p>
+    <w:p>
+      <w:pPr>
+        <w:keepNext w:val="0"/>
+        <w:keepLines w:val="0"/>
+        <w:pageBreakBefore w:val="0"/>
+        <w:widowControl w:val="0"/>
+        <w:kinsoku/>
+        <w:wordWrap/>
+        <w:overflowPunct/>
+        <w:topLinePunct w:val="0"/>
+        <w:autoSpaceDE/>
+        <w:autoSpaceDN/>
+        <w:bidi w:val="0"/>
+        <w:adjustRightInd/>
+        <w:snapToGrid/>
+        <w:ind w:firstLine="480" w:firstLineChars="200"/>
+        <w:textAlignment w:val="auto"/>
+        <w:rPr>
+          <w:rFonts w:hint="default" w:ascii="Times New Roman" w:hAnsi="Times New Roman" w:cs="Times New Roman"/>
+          <w:color w:val="000000" w:themeColor="text1"/>
+          <w:sz w:val="24"/>
+          <w:szCs w:val="24"/>
+          <w:lang w:val="en-US" w:eastAsia="zh-CN"/>
+          <w14:textFill>
+            <w14:solidFill>
+              <w14:schemeClr w14:val="tx1"/>
+            </w14:solidFill>
+          </w14:textFill>
+        </w:rPr>
+      </w:pPr>
+      <w:r>
+        <w:rPr>
+          <w:rFonts w:hint="default" w:ascii="Times New Roman" w:hAnsi="Times New Roman" w:cs="Times New Roman"/>
+          <w:color w:val="000000" w:themeColor="text1"/>
+          <w:sz w:val="24"/>
+          <w:szCs w:val="24"/>
+          <w:lang w:val="en-US" w:eastAsia="zh-CN"/>
+          <w14:textFill>
+            <w14:solidFill>
+              <w14:schemeClr w14:val="tx1"/>
+            </w14:solidFill>
+          </w14:textFill>
+        </w:rPr>
+        <w:t>拥有特殊技能的舰船称为名船，它们在船头格外侧挂有彩色旗帜，用于辨识不同名船。</w:t>
+      </w:r>
+    </w:p>
+    <w:p>
+      <w:pPr>
+        <w:keepNext w:val="0"/>
+        <w:keepLines w:val="0"/>
+        <w:pageBreakBefore w:val="0"/>
+        <w:widowControl w:val="0"/>
+        <w:kinsoku/>
+        <w:wordWrap/>
+        <w:overflowPunct/>
+        <w:topLinePunct w:val="0"/>
+        <w:autoSpaceDE/>
+        <w:autoSpaceDN/>
+        <w:bidi w:val="0"/>
+        <w:adjustRightInd/>
+        <w:snapToGrid/>
+        <w:ind w:firstLine="480" w:firstLineChars="200"/>
+        <w:textAlignment w:val="auto"/>
+        <w:rPr>
+          <w:rFonts w:hint="default" w:ascii="Times New Roman" w:hAnsi="Times New Roman" w:cs="Times New Roman"/>
+          <w:color w:val="000000" w:themeColor="text1"/>
+          <w:sz w:val="24"/>
+          <w:szCs w:val="24"/>
+          <w:lang w:val="en-US" w:eastAsia="zh-CN"/>
+          <w14:textFill>
+            <w14:solidFill>
+              <w14:schemeClr w14:val="tx1"/>
+            </w14:solidFill>
+          </w14:textFill>
+        </w:rPr>
+      </w:pPr>
+      <w:r>
+        <w:rPr>
+          <w:rFonts w:hint="eastAsia" w:ascii="Times New Roman" w:hAnsi="Times New Roman" w:cs="Times New Roman"/>
+          <w:color w:val="000000" w:themeColor="text1"/>
+          <w:sz w:val="24"/>
+          <w:szCs w:val="24"/>
+          <w:lang w:val="en-US" w:eastAsia="zh-CN"/>
+          <w14:textFill>
+            <w14:solidFill>
+              <w14:schemeClr w14:val="tx1"/>
+            </w14:solidFill>
+          </w14:textFill>
+        </w:rPr>
+        <w:t>对局中点击双方的棋子，会在“SHIP</w:t>
+      </w:r>
+      <w:r>
+        <w:rPr>
+          <w:rFonts w:hint="default" w:ascii="Times New Roman" w:hAnsi="Times New Roman" w:cs="Times New Roman"/>
+          <w:color w:val="000000" w:themeColor="text1"/>
+          <w:sz w:val="24"/>
+          <w:szCs w:val="24"/>
+          <w:lang w:val="en-US" w:eastAsia="zh-CN"/>
+          <w14:textFill>
+            <w14:solidFill>
+              <w14:schemeClr w14:val="tx1"/>
+            </w14:solidFill>
+          </w14:textFill>
+        </w:rPr>
+        <w:t>’</w:t>
+      </w:r>
+      <w:r>
+        <w:rPr>
+          <w:rFonts w:hint="eastAsia" w:ascii="Times New Roman" w:hAnsi="Times New Roman" w:cs="Times New Roman"/>
+          <w:color w:val="000000" w:themeColor="text1"/>
+          <w:sz w:val="24"/>
+          <w:szCs w:val="24"/>
+          <w:lang w:val="en-US" w:eastAsia="zh-CN"/>
+          <w14:textFill>
+            <w14:solidFill>
+              <w14:schemeClr w14:val="tx1"/>
+            </w14:solidFill>
+          </w14:textFill>
+        </w:rPr>
+        <w:t>S LOG</w:t>
+      </w:r>
+      <w:r>
+        <w:rPr>
+          <w:rFonts w:hint="default" w:ascii="Times New Roman" w:hAnsi="Times New Roman" w:cs="Times New Roman"/>
+          <w:color w:val="000000" w:themeColor="text1"/>
+          <w:sz w:val="24"/>
+          <w:szCs w:val="24"/>
+          <w:lang w:val="en-US" w:eastAsia="zh-CN"/>
+          <w14:textFill>
+            <w14:solidFill>
+              <w14:schemeClr w14:val="tx1"/>
+            </w14:solidFill>
+          </w14:textFill>
+        </w:rPr>
+        <w:t>”</w:t>
+      </w:r>
+      <w:r>
+        <w:rPr>
+          <w:rFonts w:hint="eastAsia" w:ascii="Times New Roman" w:hAnsi="Times New Roman" w:cs="Times New Roman"/>
+          <w:color w:val="000000" w:themeColor="text1"/>
+          <w:sz w:val="24"/>
+          <w:szCs w:val="24"/>
+          <w:lang w:val="en-US" w:eastAsia="zh-CN"/>
+          <w14:textFill>
+            <w14:solidFill>
+              <w14:schemeClr w14:val="tx1"/>
+            </w14:solidFill>
+          </w14:textFill>
+        </w:rPr>
+        <w:t>看到包含当前舰船名称、生命、状态、行动力、技能介绍等详细信息</w:t>
       </w:r>
     </w:p>
     <w:p>
@@ -402,7 +899,7 @@
             </w14:solidFill>
           </w14:textFill>
         </w:rPr>
-        <w:t>行动介绍</w:t>
+        <w:t>行动命令介绍</w:t>
       </w:r>
     </w:p>
     <w:p>
@@ -424,35 +921,38 @@
         <w:bidi w:val="0"/>
         <w:adjustRightInd/>
         <w:snapToGrid/>
-        <w:ind w:firstLine="480"/>
-        <w:textAlignment w:val="auto"/>
-        <w:rPr>
-          <w:rFonts w:hint="eastAsia" w:ascii="Times New Roman" w:hAnsi="Times New Roman" w:cs="Times New Roman"/>
-          <w:color w:val="000000" w:themeColor="text1"/>
-          <w:sz w:val="24"/>
-          <w:szCs w:val="24"/>
-          <w:lang w:val="en-US" w:eastAsia="zh-CN"/>
-          <w14:textFill>
-            <w14:solidFill>
-              <w14:schemeClr w14:val="tx1"/>
-            </w14:solidFill>
-          </w14:textFill>
-        </w:rPr>
-      </w:pPr>
-      <w:r>
-        <w:rPr>
-          <w:rFonts w:hint="eastAsia" w:ascii="Times New Roman" w:hAnsi="Times New Roman" w:cs="Times New Roman"/>
-          <w:color w:val="000000" w:themeColor="text1"/>
-          <w:sz w:val="24"/>
-          <w:szCs w:val="24"/>
-          <w:lang w:val="en-US" w:eastAsia="zh-CN"/>
-          <w14:textFill>
-            <w14:solidFill>
-              <w14:schemeClr w14:val="tx1"/>
-            </w14:solidFill>
-          </w14:textFill>
-        </w:rPr>
-        <w:t>游戏为回合制。每回合每个棋子都有3点行动力可以使用。其中所有类型船只均可消耗1点行动力来向前移动一格，小船可消耗1点行动力来以船尾格为圆心、左/右转向90°，中船需消耗2点，大船则需消耗3点，若转向路径上有阻挡则不可转向。</w:t>
+        <w:ind w:left="0" w:leftChars="0" w:firstLine="480" w:firstLineChars="0"/>
+        <w:jc w:val="both"/>
+        <w:textAlignment w:val="auto"/>
+        <w:rPr>
+          <w:rFonts w:hint="eastAsia" w:ascii="Times New Roman" w:hAnsi="Times New Roman" w:cs="Times New Roman" w:eastAsiaTheme="minorEastAsia"/>
+          <w:color w:val="000000" w:themeColor="text1"/>
+          <w:kern w:val="2"/>
+          <w:sz w:val="24"/>
+          <w:szCs w:val="24"/>
+          <w:lang w:val="en-US" w:eastAsia="zh-CN" w:bidi="ar-SA"/>
+          <w14:textFill>
+            <w14:solidFill>
+              <w14:schemeClr w14:val="tx1"/>
+            </w14:solidFill>
+          </w14:textFill>
+        </w:rPr>
+      </w:pPr>
+      <w:r>
+        <w:rPr>
+          <w:rFonts w:hint="default" w:ascii="Times New Roman" w:hAnsi="Times New Roman" w:cs="Times New Roman" w:eastAsiaTheme="minorEastAsia"/>
+          <w:color w:val="000000" w:themeColor="text1"/>
+          <w:kern w:val="2"/>
+          <w:sz w:val="24"/>
+          <w:szCs w:val="24"/>
+          <w:lang w:val="en-US" w:eastAsia="zh-CN" w:bidi="ar-SA"/>
+          <w14:textFill>
+            <w14:solidFill>
+              <w14:schemeClr w14:val="tx1"/>
+            </w14:solidFill>
+          </w14:textFill>
+        </w:rPr>
+        <w:t>所有船只都有两种基础行动命令：</w:t>
       </w:r>
     </w:p>
     <w:p>
@@ -474,35 +974,240 @@
         <w:bidi w:val="0"/>
         <w:adjustRightInd/>
         <w:snapToGrid/>
-        <w:ind w:firstLine="480"/>
-        <w:textAlignment w:val="auto"/>
-        <w:rPr>
-          <w:rFonts w:hint="default" w:ascii="Times New Roman" w:hAnsi="Times New Roman" w:cs="Times New Roman"/>
-          <w:color w:val="000000" w:themeColor="text1"/>
-          <w:sz w:val="24"/>
-          <w:szCs w:val="24"/>
-          <w:lang w:val="en-US" w:eastAsia="zh-CN"/>
-          <w14:textFill>
-            <w14:solidFill>
-              <w14:schemeClr w14:val="tx1"/>
-            </w14:solidFill>
-          </w14:textFill>
-        </w:rPr>
-      </w:pPr>
-      <w:r>
-        <w:rPr>
-          <w:rFonts w:hint="eastAsia" w:ascii="Times New Roman" w:hAnsi="Times New Roman" w:cs="Times New Roman"/>
-          <w:color w:val="000000" w:themeColor="text1"/>
-          <w:sz w:val="24"/>
-          <w:szCs w:val="24"/>
-          <w:lang w:val="en-US" w:eastAsia="zh-CN"/>
-          <w14:textFill>
-            <w14:solidFill>
-              <w14:schemeClr w14:val="tx1"/>
-            </w14:solidFill>
-          </w14:textFill>
-        </w:rPr>
-        <w:t>当一方回合内所有船只均消耗完行动力则进入对方的回合。也可通过点击“结束回合”来直接进入对方回合。</w:t>
+        <w:ind w:left="0" w:leftChars="0" w:firstLine="480" w:firstLineChars="0"/>
+        <w:jc w:val="both"/>
+        <w:textAlignment w:val="auto"/>
+        <w:rPr>
+          <w:rFonts w:hint="default" w:ascii="Times New Roman" w:hAnsi="Times New Roman" w:cs="Times New Roman" w:eastAsiaTheme="minorEastAsia"/>
+          <w:color w:val="000000" w:themeColor="text1"/>
+          <w:kern w:val="2"/>
+          <w:sz w:val="24"/>
+          <w:szCs w:val="24"/>
+          <w:lang w:val="en-US" w:eastAsia="zh-CN" w:bidi="ar-SA"/>
+          <w14:textFill>
+            <w14:solidFill>
+              <w14:schemeClr w14:val="tx1"/>
+            </w14:solidFill>
+          </w14:textFill>
+        </w:rPr>
+      </w:pPr>
+      <w:r>
+        <w:rPr>
+          <w:rFonts w:hint="default" w:ascii="Times New Roman" w:hAnsi="Times New Roman" w:cs="Times New Roman" w:eastAsiaTheme="minorEastAsia"/>
+          <w:color w:val="000000" w:themeColor="text1"/>
+          <w:kern w:val="2"/>
+          <w:sz w:val="24"/>
+          <w:szCs w:val="24"/>
+          <w:lang w:val="en-US" w:eastAsia="zh-CN" w:bidi="ar-SA"/>
+          <w14:textFill>
+            <w14:solidFill>
+              <w14:schemeClr w14:val="tx1"/>
+            </w14:solidFill>
+          </w14:textFill>
+        </w:rPr>
+        <w:t>1. 前进 </w:t>
+      </w:r>
+      <w:r>
+        <w:rPr>
+          <w:rFonts w:hint="eastAsia" w:ascii="Times New Roman" w:hAnsi="Times New Roman" w:cs="Times New Roman"/>
+          <w:color w:val="000000" w:themeColor="text1"/>
+          <w:kern w:val="2"/>
+          <w:sz w:val="24"/>
+          <w:szCs w:val="24"/>
+          <w:lang w:val="en-US" w:eastAsia="zh-CN" w:bidi="ar-SA"/>
+          <w14:textFill>
+            <w14:solidFill>
+              <w14:schemeClr w14:val="tx1"/>
+            </w14:solidFill>
+          </w14:textFill>
+        </w:rPr>
+        <w:t>。</w:t>
+      </w:r>
+      <w:r>
+        <w:rPr>
+          <w:rFonts w:hint="default" w:ascii="Times New Roman" w:hAnsi="Times New Roman" w:cs="Times New Roman" w:eastAsiaTheme="minorEastAsia"/>
+          <w:color w:val="000000" w:themeColor="text1"/>
+          <w:kern w:val="2"/>
+          <w:sz w:val="24"/>
+          <w:szCs w:val="24"/>
+          <w:lang w:val="en-US" w:eastAsia="zh-CN" w:bidi="ar-SA"/>
+          <w14:textFill>
+            <w14:solidFill>
+              <w14:schemeClr w14:val="tx1"/>
+            </w14:solidFill>
+          </w14:textFill>
+        </w:rPr>
+        <w:t>棋子向船头方向前进 1 格，消耗 1 点行动力。前进是最基本的位移方式，用于调整位置、接近或远离敌人。</w:t>
+      </w:r>
+    </w:p>
+    <w:p>
+      <w:pPr>
+        <w:keepNext w:val="0"/>
+        <w:keepLines w:val="0"/>
+        <w:pageBreakBefore w:val="0"/>
+        <w:widowControl w:val="0"/>
+        <w:numPr>
+          <w:ilvl w:val="0"/>
+          <w:numId w:val="0"/>
+        </w:numPr>
+        <w:kinsoku/>
+        <w:wordWrap/>
+        <w:overflowPunct/>
+        <w:topLinePunct w:val="0"/>
+        <w:autoSpaceDE/>
+        <w:autoSpaceDN/>
+        <w:bidi w:val="0"/>
+        <w:adjustRightInd/>
+        <w:snapToGrid/>
+        <w:ind w:left="0" w:leftChars="0" w:firstLine="480" w:firstLineChars="0"/>
+        <w:jc w:val="both"/>
+        <w:textAlignment w:val="auto"/>
+        <w:rPr>
+          <w:rFonts w:hint="default" w:ascii="Times New Roman" w:hAnsi="Times New Roman" w:cs="Times New Roman" w:eastAsiaTheme="minorEastAsia"/>
+          <w:color w:val="000000" w:themeColor="text1"/>
+          <w:kern w:val="2"/>
+          <w:sz w:val="24"/>
+          <w:szCs w:val="24"/>
+          <w:lang w:val="en-US" w:eastAsia="zh-CN" w:bidi="ar-SA"/>
+          <w14:textFill>
+            <w14:solidFill>
+              <w14:schemeClr w14:val="tx1"/>
+            </w14:solidFill>
+          </w14:textFill>
+        </w:rPr>
+      </w:pPr>
+      <w:r>
+        <w:rPr>
+          <w:rFonts w:hint="default" w:ascii="Times New Roman" w:hAnsi="Times New Roman" w:cs="Times New Roman" w:eastAsiaTheme="minorEastAsia"/>
+          <w:color w:val="000000" w:themeColor="text1"/>
+          <w:kern w:val="2"/>
+          <w:sz w:val="24"/>
+          <w:szCs w:val="24"/>
+          <w:lang w:val="en-US" w:eastAsia="zh-CN" w:bidi="ar-SA"/>
+          <w14:textFill>
+            <w14:solidFill>
+              <w14:schemeClr w14:val="tx1"/>
+            </w14:solidFill>
+          </w14:textFill>
+        </w:rPr>
+        <w:t>2. 左转 / 右转 </w:t>
+      </w:r>
+      <w:r>
+        <w:rPr>
+          <w:rFonts w:hint="eastAsia" w:ascii="Times New Roman" w:hAnsi="Times New Roman" w:cs="Times New Roman"/>
+          <w:color w:val="000000" w:themeColor="text1"/>
+          <w:kern w:val="2"/>
+          <w:sz w:val="24"/>
+          <w:szCs w:val="24"/>
+          <w:lang w:val="en-US" w:eastAsia="zh-CN" w:bidi="ar-SA"/>
+          <w14:textFill>
+            <w14:solidFill>
+              <w14:schemeClr w14:val="tx1"/>
+            </w14:solidFill>
+          </w14:textFill>
+        </w:rPr>
+        <w:t>。</w:t>
+      </w:r>
+      <w:r>
+        <w:rPr>
+          <w:rFonts w:hint="default" w:ascii="Times New Roman" w:hAnsi="Times New Roman" w:cs="Times New Roman" w:eastAsiaTheme="minorEastAsia"/>
+          <w:color w:val="000000" w:themeColor="text1"/>
+          <w:kern w:val="2"/>
+          <w:sz w:val="24"/>
+          <w:szCs w:val="24"/>
+          <w:lang w:val="en-US" w:eastAsia="zh-CN" w:bidi="ar-SA"/>
+          <w14:textFill>
+            <w14:solidFill>
+              <w14:schemeClr w14:val="tx1"/>
+            </w14:solidFill>
+          </w14:textFill>
+        </w:rPr>
+        <w:t>棋子以船尾格为圆心，向左或向右旋转 90°。若转向路径上有其他棋子阻挡则无法转向。转向消耗的行动力与船体大小相关：小船 1 点、中船 2 点、大船 3 点。</w:t>
+      </w:r>
+    </w:p>
+    <w:p>
+      <w:pPr>
+        <w:keepNext w:val="0"/>
+        <w:keepLines w:val="0"/>
+        <w:pageBreakBefore w:val="0"/>
+        <w:widowControl w:val="0"/>
+        <w:numPr>
+          <w:ilvl w:val="0"/>
+          <w:numId w:val="0"/>
+        </w:numPr>
+        <w:kinsoku/>
+        <w:wordWrap/>
+        <w:overflowPunct/>
+        <w:topLinePunct w:val="0"/>
+        <w:autoSpaceDE/>
+        <w:autoSpaceDN/>
+        <w:bidi w:val="0"/>
+        <w:adjustRightInd/>
+        <w:snapToGrid/>
+        <w:ind w:left="0" w:leftChars="0" w:firstLine="480" w:firstLineChars="0"/>
+        <w:jc w:val="both"/>
+        <w:textAlignment w:val="auto"/>
+        <w:rPr>
+          <w:rFonts w:hint="default" w:ascii="Times New Roman" w:hAnsi="Times New Roman" w:cs="Times New Roman" w:eastAsiaTheme="minorEastAsia"/>
+          <w:color w:val="000000" w:themeColor="text1"/>
+          <w:kern w:val="2"/>
+          <w:sz w:val="24"/>
+          <w:szCs w:val="24"/>
+          <w:lang w:val="en-US" w:eastAsia="zh-CN" w:bidi="ar-SA"/>
+          <w14:textFill>
+            <w14:solidFill>
+              <w14:schemeClr w14:val="tx1"/>
+            </w14:solidFill>
+          </w14:textFill>
+        </w:rPr>
+      </w:pPr>
+      <w:r>
+        <w:rPr>
+          <w:rFonts w:hint="eastAsia" w:ascii="Times New Roman" w:hAnsi="Times New Roman" w:cs="Times New Roman"/>
+          <w:color w:val="000000" w:themeColor="text1"/>
+          <w:kern w:val="2"/>
+          <w:sz w:val="24"/>
+          <w:szCs w:val="24"/>
+          <w:lang w:val="en-US" w:eastAsia="zh-CN" w:bidi="ar-SA"/>
+          <w14:textFill>
+            <w14:solidFill>
+              <w14:schemeClr w14:val="tx1"/>
+            </w14:solidFill>
+          </w14:textFill>
+        </w:rPr>
+        <w:t>根据不同类型的舰船采取</w:t>
+      </w:r>
+      <w:r>
+        <w:rPr>
+          <w:rFonts w:hint="default" w:ascii="Times New Roman" w:hAnsi="Times New Roman" w:cs="Times New Roman" w:eastAsiaTheme="minorEastAsia"/>
+          <w:color w:val="000000" w:themeColor="text1"/>
+          <w:kern w:val="2"/>
+          <w:sz w:val="24"/>
+          <w:szCs w:val="24"/>
+          <w:lang w:val="en-US" w:eastAsia="zh-CN" w:bidi="ar-SA"/>
+          <w14:textFill>
+            <w14:solidFill>
+              <w14:schemeClr w14:val="tx1"/>
+            </w14:solidFill>
+          </w14:textFill>
+        </w:rPr>
+        <w:t>合理的行动分配是取胜的关键</w:t>
+      </w:r>
+      <w:r>
+        <w:rPr>
+          <w:rFonts w:hint="eastAsia" w:ascii="Times New Roman" w:hAnsi="Times New Roman" w:cs="Times New Roman"/>
+          <w:color w:val="000000" w:themeColor="text1"/>
+          <w:kern w:val="2"/>
+          <w:sz w:val="24"/>
+          <w:szCs w:val="24"/>
+          <w:lang w:val="en-US" w:eastAsia="zh-CN" w:bidi="ar-SA"/>
+          <w14:textFill>
+            <w14:solidFill>
+              <w14:schemeClr w14:val="tx1"/>
+            </w14:solidFill>
+          </w14:textFill>
+        </w:rPr>
+        <w:t>。小船转向灵活但血量较少，可用来进行迂回穿插，寻找合适的炮击与撞击机会；大船血量高、舷炮多但转向困难，适合在小船的保护下插入敌阵进行炮击和接舷战。</w:t>
       </w:r>
     </w:p>
     <w:p>
@@ -555,7 +1260,7 @@
             </w14:solidFill>
           </w14:textFill>
         </w:rPr>
-        <w:t>战斗介绍</w:t>
+        <w:t>战斗命令介绍</w:t>
       </w:r>
     </w:p>
     <w:p>
@@ -577,202 +1282,39 @@
         <w:bidi w:val="0"/>
         <w:adjustRightInd/>
         <w:snapToGrid/>
-        <w:ind w:firstLine="480"/>
-        <w:textAlignment w:val="auto"/>
-        <w:rPr>
-          <w:rFonts w:hint="eastAsia" w:ascii="Times New Roman" w:hAnsi="Times New Roman" w:cs="Times New Roman"/>
-          <w:color w:val="000000" w:themeColor="text1"/>
-          <w:sz w:val="24"/>
-          <w:szCs w:val="24"/>
-          <w:lang w:val="en-US" w:eastAsia="zh-CN"/>
-          <w14:textFill>
-            <w14:solidFill>
-              <w14:schemeClr w14:val="tx1"/>
-            </w14:solidFill>
-          </w14:textFill>
-        </w:rPr>
-      </w:pPr>
-      <w:r>
-        <w:rPr>
-          <w:rFonts w:hint="eastAsia" w:ascii="Times New Roman" w:hAnsi="Times New Roman" w:cs="Times New Roman"/>
-          <w:color w:val="000000" w:themeColor="text1"/>
-          <w:sz w:val="24"/>
-          <w:szCs w:val="24"/>
-          <w:lang w:val="en-US" w:eastAsia="zh-CN"/>
-          <w14:textFill>
-            <w14:solidFill>
-              <w14:schemeClr w14:val="tx1"/>
-            </w14:solidFill>
-          </w14:textFill>
-        </w:rPr>
-        <w:t>所有船只都有3种基础攻击方式，每种都需要消耗1点行动力：</w:t>
-      </w:r>
-    </w:p>
-    <w:p>
-      <w:pPr>
-        <w:keepNext w:val="0"/>
-        <w:keepLines w:val="0"/>
-        <w:pageBreakBefore w:val="0"/>
-        <w:widowControl w:val="0"/>
-        <w:numPr>
-          <w:ilvl w:val="0"/>
-          <w:numId w:val="3"/>
-        </w:numPr>
-        <w:kinsoku/>
-        <w:wordWrap/>
-        <w:overflowPunct/>
-        <w:topLinePunct w:val="0"/>
-        <w:autoSpaceDE/>
-        <w:autoSpaceDN/>
-        <w:bidi w:val="0"/>
-        <w:adjustRightInd/>
-        <w:snapToGrid/>
-        <w:ind w:firstLine="480"/>
-        <w:textAlignment w:val="auto"/>
-        <w:rPr>
-          <w:rFonts w:hint="eastAsia" w:ascii="Times New Roman" w:hAnsi="Times New Roman" w:cs="Times New Roman"/>
-          <w:color w:val="000000" w:themeColor="text1"/>
-          <w:sz w:val="24"/>
-          <w:szCs w:val="24"/>
-          <w:lang w:val="en-US" w:eastAsia="zh-CN"/>
-          <w14:textFill>
-            <w14:solidFill>
-              <w14:schemeClr w14:val="tx1"/>
-            </w14:solidFill>
-          </w14:textFill>
-        </w:rPr>
-      </w:pPr>
-      <w:r>
-        <w:rPr>
-          <w:rFonts w:hint="eastAsia" w:ascii="Times New Roman" w:hAnsi="Times New Roman" w:cs="Times New Roman"/>
-          <w:color w:val="000000" w:themeColor="text1"/>
-          <w:sz w:val="24"/>
-          <w:szCs w:val="24"/>
-          <w:lang w:val="en-US" w:eastAsia="zh-CN"/>
-          <w14:textFill>
-            <w14:solidFill>
-              <w14:schemeClr w14:val="tx1"/>
-            </w14:solidFill>
-          </w14:textFill>
-        </w:rPr>
-        <w:t>舷炮。所有棋子的两侧边都会设置一门火炮，即小船2门，中船4门，大船6门。每个棋子整局有一次开炮机会，所有火炮同时向外开炮，火炮射程为2格，每发炮弹对命中棋子（无论敌我）造成1点伤害。若开炮时侧边与其他棋子直接接触，那这门炮会同时对自身棋子和对方棋子造成伤害。</w:t>
-      </w:r>
-    </w:p>
-    <w:p>
-      <w:pPr>
-        <w:keepNext w:val="0"/>
-        <w:keepLines w:val="0"/>
-        <w:pageBreakBefore w:val="0"/>
-        <w:widowControl w:val="0"/>
-        <w:numPr>
-          <w:ilvl w:val="0"/>
-          <w:numId w:val="3"/>
-        </w:numPr>
-        <w:kinsoku/>
-        <w:wordWrap/>
-        <w:overflowPunct/>
-        <w:topLinePunct w:val="0"/>
-        <w:autoSpaceDE/>
-        <w:autoSpaceDN/>
-        <w:bidi w:val="0"/>
-        <w:adjustRightInd/>
-        <w:snapToGrid/>
-        <w:ind w:firstLine="480"/>
-        <w:textAlignment w:val="auto"/>
-        <w:rPr>
-          <w:rFonts w:hint="default" w:ascii="Times New Roman" w:hAnsi="Times New Roman" w:cs="Times New Roman"/>
-          <w:color w:val="000000" w:themeColor="text1"/>
-          <w:sz w:val="24"/>
-          <w:szCs w:val="24"/>
-          <w:lang w:val="en-US" w:eastAsia="zh-CN"/>
-          <w14:textFill>
-            <w14:solidFill>
-              <w14:schemeClr w14:val="tx1"/>
-            </w14:solidFill>
-          </w14:textFill>
-        </w:rPr>
-      </w:pPr>
-      <w:r>
-        <w:rPr>
-          <w:rFonts w:hint="eastAsia" w:ascii="Times New Roman" w:hAnsi="Times New Roman" w:cs="Times New Roman"/>
-          <w:color w:val="000000" w:themeColor="text1"/>
-          <w:sz w:val="24"/>
-          <w:szCs w:val="24"/>
-          <w:lang w:val="en-US" w:eastAsia="zh-CN"/>
-          <w14:textFill>
-            <w14:solidFill>
-              <w14:schemeClr w14:val="tx1"/>
-            </w14:solidFill>
-          </w14:textFill>
-        </w:rPr>
-        <w:t>船头撞击。当船头边再前进一格就接触到其他棋子即可触发，消耗当前所有行动力（至少一点）</w:t>
-      </w:r>
+        <w:ind w:left="0" w:leftChars="0" w:firstLine="480" w:firstLineChars="0"/>
+        <w:jc w:val="both"/>
+        <w:textAlignment w:val="auto"/>
+        <w:rPr>
+          <w:rFonts w:hint="default" w:ascii="Times New Roman" w:hAnsi="Times New Roman" w:cs="Times New Roman"/>
+          <w:color w:val="000000" w:themeColor="text1"/>
+          <w:kern w:val="2"/>
+          <w:sz w:val="24"/>
+          <w:szCs w:val="24"/>
+          <w:lang w:val="en-US" w:eastAsia="zh-CN" w:bidi="ar-SA"/>
+          <w14:textFill>
+            <w14:solidFill>
+              <w14:schemeClr w14:val="tx1"/>
+            </w14:solidFill>
+          </w14:textFill>
+        </w:rPr>
+      </w:pPr>
       <w:bookmarkStart w:id="0" w:name="_GoBack"/>
-      <w:bookmarkEnd w:id="0"/>
-      <w:r>
-        <w:rPr>
-          <w:rFonts w:hint="eastAsia" w:ascii="Times New Roman" w:hAnsi="Times New Roman" w:cs="Times New Roman"/>
-          <w:color w:val="000000" w:themeColor="text1"/>
-          <w:sz w:val="24"/>
-          <w:szCs w:val="24"/>
-          <w:lang w:val="en-US" w:eastAsia="zh-CN"/>
-          <w14:textFill>
-            <w14:solidFill>
-              <w14:schemeClr w14:val="tx1"/>
-            </w14:solidFill>
-          </w14:textFill>
-        </w:rPr>
-        <w:t>前进一格并发生撞击。若接撞击的是对方棋子船舷边，则会对自己造成1点伤害，同时对敌方棋子造成该棋子本回合内最近一次转向后前进格数的伤害。若接触的是对方棋子船头边或船尾边，则会对双方棋子均造成该棋子本回合内最近一次转向后前进次数的伤害。被撞击的船只还会被击退，击退距离为（撞击船只体积*撞击前前进距离/被撞击船只体积）。</w:t>
-      </w:r>
-    </w:p>
-    <w:p>
-      <w:pPr>
-        <w:keepNext w:val="0"/>
-        <w:keepLines w:val="0"/>
-        <w:pageBreakBefore w:val="0"/>
-        <w:widowControl w:val="0"/>
-        <w:numPr>
-          <w:ilvl w:val="0"/>
-          <w:numId w:val="3"/>
-        </w:numPr>
-        <w:kinsoku/>
-        <w:wordWrap/>
-        <w:overflowPunct/>
-        <w:topLinePunct w:val="0"/>
-        <w:autoSpaceDE/>
-        <w:autoSpaceDN/>
-        <w:bidi w:val="0"/>
-        <w:adjustRightInd/>
-        <w:snapToGrid/>
-        <w:ind w:firstLine="480"/>
-        <w:textAlignment w:val="auto"/>
-        <w:rPr>
-          <w:rFonts w:hint="default" w:ascii="Times New Roman" w:hAnsi="Times New Roman" w:cs="Times New Roman"/>
-          <w:color w:val="000000" w:themeColor="text1"/>
-          <w:sz w:val="24"/>
-          <w:szCs w:val="24"/>
-          <w:lang w:val="en-US" w:eastAsia="zh-CN"/>
-          <w14:textFill>
-            <w14:solidFill>
-              <w14:schemeClr w14:val="tx1"/>
-            </w14:solidFill>
-          </w14:textFill>
-        </w:rPr>
-      </w:pPr>
-      <w:r>
-        <w:rPr>
-          <w:rFonts w:hint="eastAsia" w:ascii="Times New Roman" w:hAnsi="Times New Roman" w:cs="Times New Roman"/>
-          <w:color w:val="000000" w:themeColor="text1"/>
-          <w:sz w:val="24"/>
-          <w:szCs w:val="24"/>
-          <w:lang w:val="en-US" w:eastAsia="zh-CN"/>
-          <w14:textFill>
-            <w14:solidFill>
-              <w14:schemeClr w14:val="tx1"/>
-            </w14:solidFill>
-          </w14:textFill>
-        </w:rPr>
-        <w:t>接舷战。当棋子侧边与对方棋子侧边相接触时触发，双方棋子进入锁定状态，无法移动、转向、开炮。每方回合结束时都会对对方棋子造成1点伤害。一个棋子可被多个棋子接舷并受到伤害，回合结束时无法对除首先接舷的敌方棋子造成伤害。</w:t>
+      <w:r>
+        <w:rPr>
+          <w:rFonts w:hint="default" w:ascii="Times New Roman" w:hAnsi="Times New Roman" w:cs="Times New Roman"/>
+          <w:color w:val="000000" w:themeColor="text1"/>
+          <w:kern w:val="2"/>
+          <w:sz w:val="24"/>
+          <w:szCs w:val="24"/>
+          <w:lang w:val="en-US" w:eastAsia="zh-CN" w:bidi="ar-SA"/>
+          <w14:textFill>
+            <w14:solidFill>
+              <w14:schemeClr w14:val="tx1"/>
+            </w14:solidFill>
+          </w14:textFill>
+        </w:rPr>
+        <w:t>所有船只都有 3 种基础攻击命令，每种均消耗 1 点行动力：</w:t>
       </w:r>
     </w:p>
     <w:p>
@@ -794,9 +1336,1682 @@
         <w:bidi w:val="0"/>
         <w:adjustRightInd/>
         <w:snapToGrid/>
-        <w:textAlignment w:val="auto"/>
-        <w:rPr>
-          <w:rFonts w:hint="eastAsia" w:ascii="Times New Roman" w:hAnsi="Times New Roman" w:cs="Times New Roman"/>
+        <w:ind w:left="0" w:leftChars="0" w:firstLine="480" w:firstLineChars="0"/>
+        <w:jc w:val="both"/>
+        <w:textAlignment w:val="auto"/>
+        <w:rPr>
+          <w:rFonts w:hint="default" w:ascii="Times New Roman" w:hAnsi="Times New Roman" w:cs="Times New Roman"/>
+          <w:color w:val="000000" w:themeColor="text1"/>
+          <w:kern w:val="2"/>
+          <w:sz w:val="24"/>
+          <w:szCs w:val="24"/>
+          <w:lang w:val="en-US" w:eastAsia="zh-CN" w:bidi="ar-SA"/>
+          <w14:textFill>
+            <w14:solidFill>
+              <w14:schemeClr w14:val="tx1"/>
+            </w14:solidFill>
+          </w14:textFill>
+        </w:rPr>
+      </w:pPr>
+      <w:r>
+        <w:rPr>
+          <w:rFonts w:hint="default" w:ascii="Times New Roman" w:hAnsi="Times New Roman" w:cs="Times New Roman" w:eastAsiaTheme="minorEastAsia"/>
+          <w:color w:val="000000" w:themeColor="text1"/>
+          <w:kern w:val="2"/>
+          <w:sz w:val="24"/>
+          <w:szCs w:val="24"/>
+          <w:lang w:val="en-US" w:eastAsia="zh-CN" w:bidi="ar-SA"/>
+          <w14:textFill>
+            <w14:solidFill>
+              <w14:schemeClr w14:val="tx1"/>
+            </w14:solidFill>
+          </w14:textFill>
+        </w:rPr>
+        <w:t>1.</w:t>
+      </w:r>
+      <w:r>
+        <w:rPr>
+          <w:rFonts w:hint="eastAsia" w:ascii="Times New Roman" w:hAnsi="Times New Roman" w:cs="Times New Roman"/>
+          <w:color w:val="000000" w:themeColor="text1"/>
+          <w:kern w:val="2"/>
+          <w:sz w:val="24"/>
+          <w:szCs w:val="24"/>
+          <w:lang w:val="en-US" w:eastAsia="zh-CN" w:bidi="ar-SA"/>
+          <w14:textFill>
+            <w14:solidFill>
+              <w14:schemeClr w14:val="tx1"/>
+            </w14:solidFill>
+          </w14:textFill>
+        </w:rPr>
+        <w:t>舷炮。 基础</w:t>
+      </w:r>
+      <w:r>
+        <w:rPr>
+          <w:rFonts w:hint="default" w:ascii="Times New Roman" w:hAnsi="Times New Roman" w:cs="Times New Roman"/>
+          <w:color w:val="000000" w:themeColor="text1"/>
+          <w:kern w:val="2"/>
+          <w:sz w:val="24"/>
+          <w:szCs w:val="24"/>
+          <w:lang w:val="en-US" w:eastAsia="zh-CN" w:bidi="ar-SA"/>
+          <w14:textFill>
+            <w14:solidFill>
+              <w14:schemeClr w14:val="tx1"/>
+            </w14:solidFill>
+          </w14:textFill>
+        </w:rPr>
+        <w:t>棋子的两侧各设一门火炮（小船 2 门、中船 4 门、大船 6 门）</w:t>
+      </w:r>
+      <w:r>
+        <w:rPr>
+          <w:rFonts w:hint="eastAsia" w:ascii="Times New Roman" w:hAnsi="Times New Roman" w:cs="Times New Roman"/>
+          <w:color w:val="000000" w:themeColor="text1"/>
+          <w:kern w:val="2"/>
+          <w:sz w:val="24"/>
+          <w:szCs w:val="24"/>
+          <w:lang w:val="en-US" w:eastAsia="zh-CN" w:bidi="ar-SA"/>
+          <w14:textFill>
+            <w14:solidFill>
+              <w14:schemeClr w14:val="tx1"/>
+            </w14:solidFill>
+          </w14:textFill>
+        </w:rPr>
+        <w:t>。</w:t>
+      </w:r>
+      <w:r>
+        <w:rPr>
+          <w:rFonts w:hint="default" w:ascii="Times New Roman" w:hAnsi="Times New Roman" w:cs="Times New Roman"/>
+          <w:color w:val="000000" w:themeColor="text1"/>
+          <w:kern w:val="2"/>
+          <w:sz w:val="24"/>
+          <w:szCs w:val="24"/>
+          <w:lang w:val="en-US" w:eastAsia="zh-CN" w:bidi="ar-SA"/>
+          <w14:textFill>
+            <w14:solidFill>
+              <w14:schemeClr w14:val="tx1"/>
+            </w14:solidFill>
+          </w14:textFill>
+        </w:rPr>
+        <w:t>整局仅可使用一次，</w:t>
+      </w:r>
+      <w:r>
+        <w:rPr>
+          <w:rFonts w:hint="eastAsia" w:ascii="Times New Roman" w:hAnsi="Times New Roman" w:cs="Times New Roman"/>
+          <w:color w:val="000000" w:themeColor="text1"/>
+          <w:kern w:val="2"/>
+          <w:sz w:val="24"/>
+          <w:szCs w:val="24"/>
+          <w:lang w:val="en-US" w:eastAsia="zh-CN" w:bidi="ar-SA"/>
+          <w14:textFill>
+            <w14:solidFill>
+              <w14:schemeClr w14:val="tx1"/>
+            </w14:solidFill>
+          </w14:textFill>
+        </w:rPr>
+        <w:t>下达命令</w:t>
+      </w:r>
+      <w:r>
+        <w:rPr>
+          <w:rFonts w:hint="default" w:ascii="Times New Roman" w:hAnsi="Times New Roman" w:cs="Times New Roman"/>
+          <w:color w:val="000000" w:themeColor="text1"/>
+          <w:kern w:val="2"/>
+          <w:sz w:val="24"/>
+          <w:szCs w:val="24"/>
+          <w:lang w:val="en-US" w:eastAsia="zh-CN" w:bidi="ar-SA"/>
+          <w14:textFill>
+            <w14:solidFill>
+              <w14:schemeClr w14:val="tx1"/>
+            </w14:solidFill>
+          </w14:textFill>
+        </w:rPr>
+        <w:t>所有火炮同时向外开火</w:t>
+      </w:r>
+      <w:r>
+        <w:rPr>
+          <w:rFonts w:hint="eastAsia" w:ascii="Times New Roman" w:hAnsi="Times New Roman" w:cs="Times New Roman"/>
+          <w:color w:val="000000" w:themeColor="text1"/>
+          <w:kern w:val="2"/>
+          <w:sz w:val="24"/>
+          <w:szCs w:val="24"/>
+          <w:lang w:val="en-US" w:eastAsia="zh-CN" w:bidi="ar-SA"/>
+          <w14:textFill>
+            <w14:solidFill>
+              <w14:schemeClr w14:val="tx1"/>
+            </w14:solidFill>
+          </w14:textFill>
+        </w:rPr>
+        <w:t>。舷炮</w:t>
+      </w:r>
+      <w:r>
+        <w:rPr>
+          <w:rFonts w:hint="default" w:ascii="Times New Roman" w:hAnsi="Times New Roman" w:cs="Times New Roman"/>
+          <w:color w:val="000000" w:themeColor="text1"/>
+          <w:kern w:val="2"/>
+          <w:sz w:val="24"/>
+          <w:szCs w:val="24"/>
+          <w:lang w:val="en-US" w:eastAsia="zh-CN" w:bidi="ar-SA"/>
+          <w14:textFill>
+            <w14:solidFill>
+              <w14:schemeClr w14:val="tx1"/>
+            </w14:solidFill>
+          </w14:textFill>
+        </w:rPr>
+        <w:t>射程</w:t>
+      </w:r>
+      <w:r>
+        <w:rPr>
+          <w:rFonts w:hint="eastAsia" w:ascii="Times New Roman" w:hAnsi="Times New Roman" w:cs="Times New Roman"/>
+          <w:color w:val="000000" w:themeColor="text1"/>
+          <w:kern w:val="2"/>
+          <w:sz w:val="24"/>
+          <w:szCs w:val="24"/>
+          <w:lang w:val="en-US" w:eastAsia="zh-CN" w:bidi="ar-SA"/>
+          <w14:textFill>
+            <w14:solidFill>
+              <w14:schemeClr w14:val="tx1"/>
+            </w14:solidFill>
+          </w14:textFill>
+        </w:rPr>
+        <w:t>为</w:t>
+      </w:r>
+      <w:r>
+        <w:rPr>
+          <w:rFonts w:hint="default" w:ascii="Times New Roman" w:hAnsi="Times New Roman" w:cs="Times New Roman"/>
+          <w:color w:val="000000" w:themeColor="text1"/>
+          <w:kern w:val="2"/>
+          <w:sz w:val="24"/>
+          <w:szCs w:val="24"/>
+          <w:lang w:val="en-US" w:eastAsia="zh-CN" w:bidi="ar-SA"/>
+          <w14:textFill>
+            <w14:solidFill>
+              <w14:schemeClr w14:val="tx1"/>
+            </w14:solidFill>
+          </w14:textFill>
+        </w:rPr>
+        <w:t>2格，每发炮弹</w:t>
+      </w:r>
+      <w:r>
+        <w:rPr>
+          <w:rFonts w:hint="eastAsia" w:ascii="Times New Roman" w:hAnsi="Times New Roman" w:cs="Times New Roman"/>
+          <w:color w:val="000000" w:themeColor="text1"/>
+          <w:kern w:val="2"/>
+          <w:sz w:val="24"/>
+          <w:szCs w:val="24"/>
+          <w:lang w:val="en-US" w:eastAsia="zh-CN" w:bidi="ar-SA"/>
+          <w14:textFill>
+            <w14:solidFill>
+              <w14:schemeClr w14:val="tx1"/>
+            </w14:solidFill>
+          </w14:textFill>
+        </w:rPr>
+        <w:t>都会对</w:t>
+      </w:r>
+      <w:r>
+        <w:rPr>
+          <w:rFonts w:hint="default" w:ascii="Times New Roman" w:hAnsi="Times New Roman" w:cs="Times New Roman"/>
+          <w:color w:val="000000" w:themeColor="text1"/>
+          <w:kern w:val="2"/>
+          <w:sz w:val="24"/>
+          <w:szCs w:val="24"/>
+          <w:lang w:val="en-US" w:eastAsia="zh-CN" w:bidi="ar-SA"/>
+          <w14:textFill>
+            <w14:solidFill>
+              <w14:schemeClr w14:val="tx1"/>
+            </w14:solidFill>
+          </w14:textFill>
+        </w:rPr>
+        <w:t>命中任意</w:t>
+      </w:r>
+      <w:r>
+        <w:rPr>
+          <w:rFonts w:hint="eastAsia" w:ascii="Times New Roman" w:hAnsi="Times New Roman" w:cs="Times New Roman"/>
+          <w:color w:val="000000" w:themeColor="text1"/>
+          <w:kern w:val="2"/>
+          <w:sz w:val="24"/>
+          <w:szCs w:val="24"/>
+          <w:lang w:val="en-US" w:eastAsia="zh-CN" w:bidi="ar-SA"/>
+          <w14:textFill>
+            <w14:solidFill>
+              <w14:schemeClr w14:val="tx1"/>
+            </w14:solidFill>
+          </w14:textFill>
+        </w:rPr>
+        <w:t>双方</w:t>
+      </w:r>
+      <w:r>
+        <w:rPr>
+          <w:rFonts w:hint="default" w:ascii="Times New Roman" w:hAnsi="Times New Roman" w:cs="Times New Roman"/>
+          <w:color w:val="000000" w:themeColor="text1"/>
+          <w:kern w:val="2"/>
+          <w:sz w:val="24"/>
+          <w:szCs w:val="24"/>
+          <w:lang w:val="en-US" w:eastAsia="zh-CN" w:bidi="ar-SA"/>
+          <w14:textFill>
+            <w14:solidFill>
+              <w14:schemeClr w14:val="tx1"/>
+            </w14:solidFill>
+          </w14:textFill>
+        </w:rPr>
+        <w:t>棋子造成 1 点伤害</w:t>
+      </w:r>
+      <w:r>
+        <w:rPr>
+          <w:rFonts w:hint="eastAsia" w:ascii="Times New Roman" w:hAnsi="Times New Roman" w:cs="Times New Roman"/>
+          <w:color w:val="000000" w:themeColor="text1"/>
+          <w:kern w:val="2"/>
+          <w:sz w:val="24"/>
+          <w:szCs w:val="24"/>
+          <w:lang w:val="en-US" w:eastAsia="zh-CN" w:bidi="ar-SA"/>
+          <w14:textFill>
+            <w14:solidFill>
+              <w14:schemeClr w14:val="tx1"/>
+            </w14:solidFill>
+          </w14:textFill>
+        </w:rPr>
+        <w:t>。</w:t>
+      </w:r>
+      <w:r>
+        <w:rPr>
+          <w:rFonts w:hint="default" w:ascii="Times New Roman" w:hAnsi="Times New Roman" w:cs="Times New Roman"/>
+          <w:color w:val="000000" w:themeColor="text1"/>
+          <w:kern w:val="2"/>
+          <w:sz w:val="24"/>
+          <w:szCs w:val="24"/>
+          <w:lang w:val="en-US" w:eastAsia="zh-CN" w:bidi="ar-SA"/>
+          <w14:textFill>
+            <w14:solidFill>
+              <w14:schemeClr w14:val="tx1"/>
+            </w14:solidFill>
+          </w14:textFill>
+        </w:rPr>
+        <w:t>若开火时侧边与其他棋子直接接触，该门炮会同时对自身和对方造成伤害。</w:t>
+      </w:r>
+    </w:p>
+    <w:p>
+      <w:pPr>
+        <w:keepNext w:val="0"/>
+        <w:keepLines w:val="0"/>
+        <w:pageBreakBefore w:val="0"/>
+        <w:widowControl w:val="0"/>
+        <w:numPr>
+          <w:ilvl w:val="0"/>
+          <w:numId w:val="0"/>
+        </w:numPr>
+        <w:kinsoku/>
+        <w:wordWrap/>
+        <w:overflowPunct/>
+        <w:topLinePunct w:val="0"/>
+        <w:autoSpaceDE/>
+        <w:autoSpaceDN/>
+        <w:bidi w:val="0"/>
+        <w:adjustRightInd/>
+        <w:snapToGrid/>
+        <w:ind w:left="0" w:leftChars="0" w:firstLine="480" w:firstLineChars="0"/>
+        <w:jc w:val="both"/>
+        <w:textAlignment w:val="auto"/>
+        <w:rPr>
+          <w:rFonts w:hint="default" w:ascii="Times New Roman" w:hAnsi="Times New Roman" w:cs="Times New Roman"/>
+          <w:color w:val="000000" w:themeColor="text1"/>
+          <w:kern w:val="2"/>
+          <w:sz w:val="24"/>
+          <w:szCs w:val="24"/>
+          <w:lang w:val="en-US" w:eastAsia="zh-CN" w:bidi="ar-SA"/>
+          <w14:textFill>
+            <w14:solidFill>
+              <w14:schemeClr w14:val="tx1"/>
+            </w14:solidFill>
+          </w14:textFill>
+        </w:rPr>
+      </w:pPr>
+      <w:r>
+        <w:rPr>
+          <w:rFonts w:hint="default" w:ascii="Times New Roman" w:hAnsi="Times New Roman" w:cs="Times New Roman"/>
+          <w:color w:val="000000" w:themeColor="text1"/>
+          <w:kern w:val="2"/>
+          <w:sz w:val="24"/>
+          <w:szCs w:val="24"/>
+          <w:lang w:val="en-US" w:eastAsia="zh-CN" w:bidi="ar-SA"/>
+          <w14:textFill>
+            <w14:solidFill>
+              <w14:schemeClr w14:val="tx1"/>
+            </w14:solidFill>
+          </w14:textFill>
+        </w:rPr>
+        <w:t>2.船头撞击</w:t>
+      </w:r>
+      <w:r>
+        <w:rPr>
+          <w:rFonts w:hint="eastAsia" w:ascii="Times New Roman" w:hAnsi="Times New Roman" w:cs="Times New Roman"/>
+          <w:color w:val="000000" w:themeColor="text1"/>
+          <w:kern w:val="2"/>
+          <w:sz w:val="24"/>
+          <w:szCs w:val="24"/>
+          <w:lang w:val="en-US" w:eastAsia="zh-CN" w:bidi="ar-SA"/>
+          <w14:textFill>
+            <w14:solidFill>
+              <w14:schemeClr w14:val="tx1"/>
+            </w14:solidFill>
+          </w14:textFill>
+        </w:rPr>
+        <w:t>。</w:t>
+      </w:r>
+      <w:r>
+        <w:rPr>
+          <w:rFonts w:hint="default" w:ascii="Times New Roman" w:hAnsi="Times New Roman" w:cs="Times New Roman"/>
+          <w:color w:val="000000" w:themeColor="text1"/>
+          <w:kern w:val="2"/>
+          <w:sz w:val="24"/>
+          <w:szCs w:val="24"/>
+          <w:lang w:val="en-US" w:eastAsia="zh-CN" w:bidi="ar-SA"/>
+          <w14:textFill>
+            <w14:solidFill>
+              <w14:schemeClr w14:val="tx1"/>
+            </w14:solidFill>
+          </w14:textFill>
+        </w:rPr>
+        <w:t xml:space="preserve"> 船头前方第 2 格有敌方棋子时可触发。消耗当前所有剩余行动力（至少 1 点），前进 1 格后发生撞击：</w:t>
+      </w:r>
+    </w:p>
+    <w:p>
+      <w:pPr>
+        <w:keepNext w:val="0"/>
+        <w:keepLines w:val="0"/>
+        <w:pageBreakBefore w:val="0"/>
+        <w:widowControl w:val="0"/>
+        <w:numPr>
+          <w:ilvl w:val="0"/>
+          <w:numId w:val="0"/>
+        </w:numPr>
+        <w:kinsoku/>
+        <w:wordWrap/>
+        <w:overflowPunct/>
+        <w:topLinePunct w:val="0"/>
+        <w:autoSpaceDE/>
+        <w:autoSpaceDN/>
+        <w:bidi w:val="0"/>
+        <w:adjustRightInd/>
+        <w:snapToGrid/>
+        <w:ind w:left="0" w:leftChars="0" w:firstLine="480" w:firstLineChars="0"/>
+        <w:jc w:val="both"/>
+        <w:textAlignment w:val="auto"/>
+        <w:rPr>
+          <w:rFonts w:hint="default" w:ascii="Times New Roman" w:hAnsi="Times New Roman" w:cs="Times New Roman"/>
+          <w:color w:val="000000" w:themeColor="text1"/>
+          <w:kern w:val="2"/>
+          <w:sz w:val="24"/>
+          <w:szCs w:val="24"/>
+          <w:lang w:val="en-US" w:eastAsia="zh-CN" w:bidi="ar-SA"/>
+          <w14:textFill>
+            <w14:solidFill>
+              <w14:schemeClr w14:val="tx1"/>
+            </w14:solidFill>
+          </w14:textFill>
+        </w:rPr>
+      </w:pPr>
+      <w:r>
+        <w:rPr>
+          <w:rFonts w:hint="default" w:ascii="Times New Roman" w:hAnsi="Times New Roman" w:cs="Times New Roman"/>
+          <w:color w:val="000000" w:themeColor="text1"/>
+          <w:kern w:val="2"/>
+          <w:sz w:val="24"/>
+          <w:szCs w:val="24"/>
+          <w:lang w:val="en-US" w:eastAsia="zh-CN" w:bidi="ar-SA"/>
+          <w14:textFill>
+            <w14:solidFill>
+              <w14:schemeClr w14:val="tx1"/>
+            </w14:solidFill>
+          </w14:textFill>
+        </w:rPr>
+        <w:t>撞</w:t>
+      </w:r>
+      <w:r>
+        <w:rPr>
+          <w:rFonts w:hint="eastAsia" w:ascii="Times New Roman" w:hAnsi="Times New Roman" w:cs="Times New Roman"/>
+          <w:color w:val="000000" w:themeColor="text1"/>
+          <w:kern w:val="2"/>
+          <w:sz w:val="24"/>
+          <w:szCs w:val="24"/>
+          <w:lang w:val="en-US" w:eastAsia="zh-CN" w:bidi="ar-SA"/>
+          <w14:textFill>
+            <w14:solidFill>
+              <w14:schemeClr w14:val="tx1"/>
+            </w14:solidFill>
+          </w14:textFill>
+        </w:rPr>
+        <w:t>击</w:t>
+      </w:r>
+      <w:r>
+        <w:rPr>
+          <w:rFonts w:hint="default" w:ascii="Times New Roman" w:hAnsi="Times New Roman" w:cs="Times New Roman"/>
+          <w:color w:val="000000" w:themeColor="text1"/>
+          <w:kern w:val="2"/>
+          <w:sz w:val="24"/>
+          <w:szCs w:val="24"/>
+          <w:lang w:val="en-US" w:eastAsia="zh-CN" w:bidi="ar-SA"/>
+          <w14:textFill>
+            <w14:solidFill>
+              <w14:schemeClr w14:val="tx1"/>
+            </w14:solidFill>
+          </w14:textFill>
+        </w:rPr>
+        <w:t>敌方船舷：己方受 1 点反冲伤害，敌方受本回合转向后前进格数的伤</w:t>
+      </w:r>
+      <w:r>
+        <w:rPr>
+          <w:rFonts w:hint="eastAsia" w:ascii="Times New Roman" w:hAnsi="Times New Roman" w:cs="Times New Roman"/>
+          <w:color w:val="000000" w:themeColor="text1"/>
+          <w:kern w:val="2"/>
+          <w:sz w:val="24"/>
+          <w:szCs w:val="24"/>
+          <w:lang w:val="en-US" w:eastAsia="zh-CN" w:bidi="ar-SA"/>
+          <w14:textFill>
+            <w14:solidFill>
+              <w14:schemeClr w14:val="tx1"/>
+            </w14:solidFill>
+          </w14:textFill>
+        </w:rPr>
+        <w:t>害。</w:t>
+      </w:r>
+    </w:p>
+    <w:p>
+      <w:pPr>
+        <w:keepNext w:val="0"/>
+        <w:keepLines w:val="0"/>
+        <w:pageBreakBefore w:val="0"/>
+        <w:widowControl w:val="0"/>
+        <w:numPr>
+          <w:ilvl w:val="0"/>
+          <w:numId w:val="0"/>
+        </w:numPr>
+        <w:kinsoku/>
+        <w:wordWrap/>
+        <w:overflowPunct/>
+        <w:topLinePunct w:val="0"/>
+        <w:autoSpaceDE/>
+        <w:autoSpaceDN/>
+        <w:bidi w:val="0"/>
+        <w:adjustRightInd/>
+        <w:snapToGrid/>
+        <w:ind w:left="0" w:leftChars="0" w:firstLine="480" w:firstLineChars="0"/>
+        <w:jc w:val="both"/>
+        <w:textAlignment w:val="auto"/>
+        <w:rPr>
+          <w:rFonts w:hint="default" w:ascii="Times New Roman" w:hAnsi="Times New Roman" w:cs="Times New Roman"/>
+          <w:color w:val="000000" w:themeColor="text1"/>
+          <w:kern w:val="2"/>
+          <w:sz w:val="24"/>
+          <w:szCs w:val="24"/>
+          <w:lang w:val="en-US" w:eastAsia="zh-CN" w:bidi="ar-SA"/>
+          <w14:textFill>
+            <w14:solidFill>
+              <w14:schemeClr w14:val="tx1"/>
+            </w14:solidFill>
+          </w14:textFill>
+        </w:rPr>
+      </w:pPr>
+      <w:r>
+        <w:rPr>
+          <w:rFonts w:hint="default" w:ascii="Times New Roman" w:hAnsi="Times New Roman" w:cs="Times New Roman"/>
+          <w:color w:val="000000" w:themeColor="text1"/>
+          <w:kern w:val="2"/>
+          <w:sz w:val="24"/>
+          <w:szCs w:val="24"/>
+          <w:lang w:val="en-US" w:eastAsia="zh-CN" w:bidi="ar-SA"/>
+          <w14:textFill>
+            <w14:solidFill>
+              <w14:schemeClr w14:val="tx1"/>
+            </w14:solidFill>
+          </w14:textFill>
+        </w:rPr>
+        <w:t>撞</w:t>
+      </w:r>
+      <w:r>
+        <w:rPr>
+          <w:rFonts w:hint="eastAsia" w:ascii="Times New Roman" w:hAnsi="Times New Roman" w:cs="Times New Roman"/>
+          <w:color w:val="000000" w:themeColor="text1"/>
+          <w:kern w:val="2"/>
+          <w:sz w:val="24"/>
+          <w:szCs w:val="24"/>
+          <w:lang w:val="en-US" w:eastAsia="zh-CN" w:bidi="ar-SA"/>
+          <w14:textFill>
+            <w14:solidFill>
+              <w14:schemeClr w14:val="tx1"/>
+            </w14:solidFill>
+          </w14:textFill>
+        </w:rPr>
+        <w:t>击</w:t>
+      </w:r>
+      <w:r>
+        <w:rPr>
+          <w:rFonts w:hint="default" w:ascii="Times New Roman" w:hAnsi="Times New Roman" w:cs="Times New Roman"/>
+          <w:color w:val="000000" w:themeColor="text1"/>
+          <w:kern w:val="2"/>
+          <w:sz w:val="24"/>
+          <w:szCs w:val="24"/>
+          <w:lang w:val="en-US" w:eastAsia="zh-CN" w:bidi="ar-SA"/>
+          <w14:textFill>
+            <w14:solidFill>
+              <w14:schemeClr w14:val="tx1"/>
+            </w14:solidFill>
+          </w14:textFill>
+        </w:rPr>
+        <w:t>敌方船头或船尾：双方各受本回合转向后前进格数的伤害</w:t>
+      </w:r>
+      <w:r>
+        <w:rPr>
+          <w:rFonts w:hint="eastAsia" w:ascii="Times New Roman" w:hAnsi="Times New Roman" w:cs="Times New Roman"/>
+          <w:color w:val="000000" w:themeColor="text1"/>
+          <w:kern w:val="2"/>
+          <w:sz w:val="24"/>
+          <w:szCs w:val="24"/>
+          <w:lang w:val="en-US" w:eastAsia="zh-CN" w:bidi="ar-SA"/>
+          <w14:textFill>
+            <w14:solidFill>
+              <w14:schemeClr w14:val="tx1"/>
+            </w14:solidFill>
+          </w14:textFill>
+        </w:rPr>
+        <w:t>，但这一伤害不能超过发动撞击船的体积。</w:t>
+      </w:r>
+    </w:p>
+    <w:p>
+      <w:pPr>
+        <w:keepNext w:val="0"/>
+        <w:keepLines w:val="0"/>
+        <w:pageBreakBefore w:val="0"/>
+        <w:widowControl w:val="0"/>
+        <w:numPr>
+          <w:ilvl w:val="0"/>
+          <w:numId w:val="0"/>
+        </w:numPr>
+        <w:kinsoku/>
+        <w:wordWrap/>
+        <w:overflowPunct/>
+        <w:topLinePunct w:val="0"/>
+        <w:autoSpaceDE/>
+        <w:autoSpaceDN/>
+        <w:bidi w:val="0"/>
+        <w:adjustRightInd/>
+        <w:snapToGrid/>
+        <w:ind w:left="0" w:leftChars="0" w:firstLine="480" w:firstLineChars="0"/>
+        <w:jc w:val="both"/>
+        <w:textAlignment w:val="auto"/>
+        <w:rPr>
+          <w:rFonts w:hint="default" w:ascii="Times New Roman" w:hAnsi="Times New Roman" w:cs="Times New Roman"/>
+          <w:color w:val="000000" w:themeColor="text1"/>
+          <w:kern w:val="2"/>
+          <w:sz w:val="24"/>
+          <w:szCs w:val="24"/>
+          <w:lang w:val="en-US" w:eastAsia="zh-CN" w:bidi="ar-SA"/>
+          <w14:textFill>
+            <w14:solidFill>
+              <w14:schemeClr w14:val="tx1"/>
+            </w14:solidFill>
+          </w14:textFill>
+        </w:rPr>
+      </w:pPr>
+      <w:r>
+        <w:rPr>
+          <w:rFonts w:hint="eastAsia" w:ascii="Times New Roman" w:hAnsi="Times New Roman" w:cs="Times New Roman"/>
+          <w:color w:val="000000" w:themeColor="text1"/>
+          <w:kern w:val="2"/>
+          <w:sz w:val="24"/>
+          <w:szCs w:val="24"/>
+          <w:lang w:val="en-US" w:eastAsia="zh-CN" w:bidi="ar-SA"/>
+          <w14:textFill>
+            <w14:solidFill>
+              <w14:schemeClr w14:val="tx1"/>
+            </w14:solidFill>
+          </w14:textFill>
+        </w:rPr>
+        <w:t>撞击还会造成击退，</w:t>
+      </w:r>
+      <w:r>
+        <w:rPr>
+          <w:rFonts w:hint="default" w:ascii="Times New Roman" w:hAnsi="Times New Roman" w:cs="Times New Roman"/>
+          <w:color w:val="000000" w:themeColor="text1"/>
+          <w:kern w:val="2"/>
+          <w:sz w:val="24"/>
+          <w:szCs w:val="24"/>
+          <w:lang w:val="en-US" w:eastAsia="zh-CN" w:bidi="ar-SA"/>
+          <w14:textFill>
+            <w14:solidFill>
+              <w14:schemeClr w14:val="tx1"/>
+            </w14:solidFill>
+          </w14:textFill>
+        </w:rPr>
+        <w:t>击退距离 = ⌊撞击船体积 × 冲锋速度 ÷ 被撞船体积⌋，至少 1 格。</w:t>
+      </w:r>
+    </w:p>
+    <w:p>
+      <w:pPr>
+        <w:keepNext w:val="0"/>
+        <w:keepLines w:val="0"/>
+        <w:pageBreakBefore w:val="0"/>
+        <w:widowControl w:val="0"/>
+        <w:numPr>
+          <w:ilvl w:val="0"/>
+          <w:numId w:val="0"/>
+        </w:numPr>
+        <w:kinsoku/>
+        <w:wordWrap/>
+        <w:overflowPunct/>
+        <w:topLinePunct w:val="0"/>
+        <w:autoSpaceDE/>
+        <w:autoSpaceDN/>
+        <w:bidi w:val="0"/>
+        <w:adjustRightInd/>
+        <w:snapToGrid/>
+        <w:ind w:left="0" w:leftChars="0" w:firstLine="480" w:firstLineChars="0"/>
+        <w:jc w:val="both"/>
+        <w:textAlignment w:val="auto"/>
+        <w:rPr>
+          <w:rFonts w:hint="eastAsia" w:ascii="Times New Roman" w:hAnsi="Times New Roman" w:cs="Times New Roman"/>
+          <w:color w:val="000000" w:themeColor="text1"/>
+          <w:sz w:val="24"/>
+          <w:szCs w:val="24"/>
+          <w:lang w:val="en-US" w:eastAsia="zh-CN"/>
+          <w14:textFill>
+            <w14:solidFill>
+              <w14:schemeClr w14:val="tx1"/>
+            </w14:solidFill>
+          </w14:textFill>
+        </w:rPr>
+      </w:pPr>
+      <w:r>
+        <w:rPr>
+          <w:rFonts w:hint="default" w:ascii="Times New Roman" w:hAnsi="Times New Roman" w:cs="Times New Roman"/>
+          <w:color w:val="000000" w:themeColor="text1"/>
+          <w:kern w:val="2"/>
+          <w:sz w:val="24"/>
+          <w:szCs w:val="24"/>
+          <w:lang w:val="en-US" w:eastAsia="zh-CN" w:bidi="ar-SA"/>
+          <w14:textFill>
+            <w14:solidFill>
+              <w14:schemeClr w14:val="tx1"/>
+            </w14:solidFill>
+          </w14:textFill>
+        </w:rPr>
+        <w:t>3. 接舷战</w:t>
+      </w:r>
+      <w:r>
+        <w:rPr>
+          <w:rFonts w:hint="eastAsia" w:ascii="Times New Roman" w:hAnsi="Times New Roman" w:cs="Times New Roman"/>
+          <w:color w:val="000000" w:themeColor="text1"/>
+          <w:kern w:val="2"/>
+          <w:sz w:val="24"/>
+          <w:szCs w:val="24"/>
+          <w:lang w:val="en-US" w:eastAsia="zh-CN" w:bidi="ar-SA"/>
+          <w14:textFill>
+            <w14:solidFill>
+              <w14:schemeClr w14:val="tx1"/>
+            </w14:solidFill>
+          </w14:textFill>
+        </w:rPr>
+        <w:t>。</w:t>
+      </w:r>
+      <w:r>
+        <w:rPr>
+          <w:rFonts w:hint="default" w:ascii="Times New Roman" w:hAnsi="Times New Roman" w:cs="Times New Roman"/>
+          <w:color w:val="000000" w:themeColor="text1"/>
+          <w:kern w:val="2"/>
+          <w:sz w:val="24"/>
+          <w:szCs w:val="24"/>
+          <w:lang w:val="en-US" w:eastAsia="zh-CN" w:bidi="ar-SA"/>
+          <w14:textFill>
+            <w14:solidFill>
+              <w14:schemeClr w14:val="tx1"/>
+            </w14:solidFill>
+          </w14:textFill>
+        </w:rPr>
+        <w:t>棋子侧边与敌方侧边相接触时</w:t>
+      </w:r>
+      <w:r>
+        <w:rPr>
+          <w:rFonts w:hint="eastAsia" w:ascii="Times New Roman" w:hAnsi="Times New Roman" w:cs="Times New Roman"/>
+          <w:color w:val="000000" w:themeColor="text1"/>
+          <w:kern w:val="2"/>
+          <w:sz w:val="24"/>
+          <w:szCs w:val="24"/>
+          <w:lang w:val="en-US" w:eastAsia="zh-CN" w:bidi="ar-SA"/>
+          <w14:textFill>
+            <w14:solidFill>
+              <w14:schemeClr w14:val="tx1"/>
+            </w14:solidFill>
+          </w14:textFill>
+        </w:rPr>
+        <w:t>可</w:t>
+      </w:r>
+      <w:r>
+        <w:rPr>
+          <w:rFonts w:hint="default" w:ascii="Times New Roman" w:hAnsi="Times New Roman" w:cs="Times New Roman"/>
+          <w:color w:val="000000" w:themeColor="text1"/>
+          <w:kern w:val="2"/>
+          <w:sz w:val="24"/>
+          <w:szCs w:val="24"/>
+          <w:lang w:val="en-US" w:eastAsia="zh-CN" w:bidi="ar-SA"/>
+          <w14:textFill>
+            <w14:solidFill>
+              <w14:schemeClr w14:val="tx1"/>
+            </w14:solidFill>
+          </w14:textFill>
+        </w:rPr>
+        <w:t>触发，双方进入锁定状态（无法移动、转向、开炮）</w:t>
+      </w:r>
+      <w:r>
+        <w:rPr>
+          <w:rFonts w:hint="eastAsia" w:ascii="Times New Roman" w:hAnsi="Times New Roman" w:cs="Times New Roman"/>
+          <w:color w:val="000000" w:themeColor="text1"/>
+          <w:kern w:val="2"/>
+          <w:sz w:val="24"/>
+          <w:szCs w:val="24"/>
+          <w:lang w:val="en-US" w:eastAsia="zh-CN" w:bidi="ar-SA"/>
+          <w14:textFill>
+            <w14:solidFill>
+              <w14:schemeClr w14:val="tx1"/>
+            </w14:solidFill>
+          </w14:textFill>
+        </w:rPr>
+        <w:t>，</w:t>
+      </w:r>
+      <w:r>
+        <w:rPr>
+          <w:rFonts w:hint="default" w:ascii="Times New Roman" w:hAnsi="Times New Roman" w:cs="Times New Roman"/>
+          <w:color w:val="000000" w:themeColor="text1"/>
+          <w:kern w:val="2"/>
+          <w:sz w:val="24"/>
+          <w:szCs w:val="24"/>
+          <w:lang w:val="en-US" w:eastAsia="zh-CN" w:bidi="ar-SA"/>
+          <w14:textFill>
+            <w14:solidFill>
+              <w14:schemeClr w14:val="tx1"/>
+            </w14:solidFill>
+          </w14:textFill>
+        </w:rPr>
+        <w:t>每</w:t>
+      </w:r>
+      <w:r>
+        <w:rPr>
+          <w:rFonts w:hint="eastAsia" w:ascii="Times New Roman" w:hAnsi="Times New Roman" w:cs="Times New Roman"/>
+          <w:color w:val="000000" w:themeColor="text1"/>
+          <w:kern w:val="2"/>
+          <w:sz w:val="24"/>
+          <w:szCs w:val="24"/>
+          <w:lang w:val="en-US" w:eastAsia="zh-CN" w:bidi="ar-SA"/>
+          <w14:textFill>
+            <w14:solidFill>
+              <w14:schemeClr w14:val="tx1"/>
+            </w14:solidFill>
+          </w14:textFill>
+        </w:rPr>
+        <w:t>一方</w:t>
+      </w:r>
+      <w:r>
+        <w:rPr>
+          <w:rFonts w:hint="default" w:ascii="Times New Roman" w:hAnsi="Times New Roman" w:cs="Times New Roman"/>
+          <w:color w:val="000000" w:themeColor="text1"/>
+          <w:kern w:val="2"/>
+          <w:sz w:val="24"/>
+          <w:szCs w:val="24"/>
+          <w:lang w:val="en-US" w:eastAsia="zh-CN" w:bidi="ar-SA"/>
+          <w14:textFill>
+            <w14:solidFill>
+              <w14:schemeClr w14:val="tx1"/>
+            </w14:solidFill>
+          </w14:textFill>
+        </w:rPr>
+        <w:t>回合结束时</w:t>
+      </w:r>
+      <w:r>
+        <w:rPr>
+          <w:rFonts w:hint="eastAsia" w:ascii="Times New Roman" w:hAnsi="Times New Roman" w:cs="Times New Roman"/>
+          <w:color w:val="000000" w:themeColor="text1"/>
+          <w:kern w:val="2"/>
+          <w:sz w:val="24"/>
+          <w:szCs w:val="24"/>
+          <w:lang w:val="en-US" w:eastAsia="zh-CN" w:bidi="ar-SA"/>
+          <w14:textFill>
+            <w14:solidFill>
+              <w14:schemeClr w14:val="tx1"/>
+            </w14:solidFill>
+          </w14:textFill>
+        </w:rPr>
+        <w:t>都会对对方造成1点伤害</w:t>
+      </w:r>
+      <w:r>
+        <w:rPr>
+          <w:rFonts w:hint="default" w:ascii="Times New Roman" w:hAnsi="Times New Roman" w:cs="Times New Roman"/>
+          <w:color w:val="000000" w:themeColor="text1"/>
+          <w:kern w:val="2"/>
+          <w:sz w:val="24"/>
+          <w:szCs w:val="24"/>
+          <w:lang w:val="en-US" w:eastAsia="zh-CN" w:bidi="ar-SA"/>
+          <w14:textFill>
+            <w14:solidFill>
+              <w14:schemeClr w14:val="tx1"/>
+            </w14:solidFill>
+          </w14:textFill>
+        </w:rPr>
+        <w:t>。一船可被多船接舷并承受多点伤害，但被接舷的船每回合只能对最先接舷自己的敌方造成 1 点伤害。除非一方被击沉或因撞击脱离接触，否则接舷战</w:t>
+      </w:r>
+      <w:r>
+        <w:rPr>
+          <w:rFonts w:hint="eastAsia" w:ascii="Times New Roman" w:hAnsi="Times New Roman" w:cs="Times New Roman"/>
+          <w:color w:val="000000" w:themeColor="text1"/>
+          <w:kern w:val="2"/>
+          <w:sz w:val="24"/>
+          <w:szCs w:val="24"/>
+          <w:lang w:val="en-US" w:eastAsia="zh-CN" w:bidi="ar-SA"/>
+          <w14:textFill>
+            <w14:solidFill>
+              <w14:schemeClr w14:val="tx1"/>
+            </w14:solidFill>
+          </w14:textFill>
+        </w:rPr>
+        <w:t>一直</w:t>
+      </w:r>
+      <w:r>
+        <w:rPr>
+          <w:rFonts w:hint="default" w:ascii="Times New Roman" w:hAnsi="Times New Roman" w:cs="Times New Roman"/>
+          <w:color w:val="000000" w:themeColor="text1"/>
+          <w:kern w:val="2"/>
+          <w:sz w:val="24"/>
+          <w:szCs w:val="24"/>
+          <w:lang w:val="en-US" w:eastAsia="zh-CN" w:bidi="ar-SA"/>
+          <w14:textFill>
+            <w14:solidFill>
+              <w14:schemeClr w14:val="tx1"/>
+            </w14:solidFill>
+          </w14:textFill>
+        </w:rPr>
+        <w:t>持续。</w:t>
+      </w:r>
+    </w:p>
+    <w:bookmarkEnd w:id="0"/>
+    <w:p>
+      <w:pPr>
+        <w:keepNext w:val="0"/>
+        <w:keepLines w:val="0"/>
+        <w:pageBreakBefore w:val="0"/>
+        <w:widowControl w:val="0"/>
+        <w:numPr>
+          <w:ilvl w:val="0"/>
+          <w:numId w:val="2"/>
+        </w:numPr>
+        <w:kinsoku/>
+        <w:wordWrap/>
+        <w:overflowPunct/>
+        <w:topLinePunct w:val="0"/>
+        <w:autoSpaceDE/>
+        <w:autoSpaceDN/>
+        <w:bidi w:val="0"/>
+        <w:adjustRightInd/>
+        <w:snapToGrid/>
+        <w:ind w:left="0" w:leftChars="0" w:firstLine="0" w:firstLineChars="0"/>
+        <w:textAlignment w:val="auto"/>
+        <w:rPr>
+          <w:rFonts w:hint="default" w:ascii="Times New Roman" w:hAnsi="Times New Roman" w:cs="Times New Roman"/>
+          <w:b/>
+          <w:bCs/>
+          <w:color w:val="000000" w:themeColor="text1"/>
+          <w:sz w:val="24"/>
+          <w:szCs w:val="24"/>
+          <w:lang w:val="en-US" w:eastAsia="zh-CN"/>
+          <w14:textFill>
+            <w14:solidFill>
+              <w14:schemeClr w14:val="tx1"/>
+            </w14:solidFill>
+          </w14:textFill>
+        </w:rPr>
+      </w:pPr>
+      <w:r>
+        <w:rPr>
+          <w:rFonts w:hint="eastAsia" w:ascii="Times New Roman" w:hAnsi="Times New Roman" w:cs="Times New Roman"/>
+          <w:b/>
+          <w:bCs/>
+          <w:color w:val="000000" w:themeColor="text1"/>
+          <w:sz w:val="24"/>
+          <w:szCs w:val="24"/>
+          <w:lang w:val="en-US" w:eastAsia="zh-CN"/>
+          <w14:textFill>
+            <w14:solidFill>
+              <w14:schemeClr w14:val="tx1"/>
+            </w14:solidFill>
+          </w14:textFill>
+        </w:rPr>
+        <w:t>名船介绍</w:t>
+      </w:r>
+    </w:p>
+    <w:p>
+      <w:pPr>
+        <w:keepNext w:val="0"/>
+        <w:keepLines w:val="0"/>
+        <w:pageBreakBefore w:val="0"/>
+        <w:widowControl w:val="0"/>
+        <w:numPr>
+          <w:ilvl w:val="0"/>
+          <w:numId w:val="0"/>
+        </w:numPr>
+        <w:kinsoku/>
+        <w:wordWrap/>
+        <w:overflowPunct/>
+        <w:topLinePunct w:val="0"/>
+        <w:autoSpaceDE/>
+        <w:autoSpaceDN/>
+        <w:bidi w:val="0"/>
+        <w:adjustRightInd/>
+        <w:snapToGrid/>
+        <w:ind w:left="0" w:leftChars="0" w:firstLine="480" w:firstLineChars="0"/>
+        <w:jc w:val="both"/>
+        <w:textAlignment w:val="auto"/>
+        <w:rPr>
+          <w:rFonts w:hint="eastAsia" w:ascii="Times New Roman" w:hAnsi="Times New Roman" w:cs="Times New Roman"/>
+          <w:color w:val="000000" w:themeColor="text1"/>
+          <w:kern w:val="2"/>
+          <w:sz w:val="24"/>
+          <w:szCs w:val="24"/>
+          <w:lang w:val="en-US" w:eastAsia="zh-CN" w:bidi="ar-SA"/>
+          <w14:textFill>
+            <w14:solidFill>
+              <w14:schemeClr w14:val="tx1"/>
+            </w14:solidFill>
+          </w14:textFill>
+        </w:rPr>
+      </w:pPr>
+      <w:r>
+        <w:rPr>
+          <w:rFonts w:hint="eastAsia" w:ascii="Times New Roman" w:hAnsi="Times New Roman" w:cs="Times New Roman"/>
+          <w:color w:val="000000" w:themeColor="text1"/>
+          <w:kern w:val="2"/>
+          <w:sz w:val="24"/>
+          <w:szCs w:val="24"/>
+          <w:lang w:val="en-US" w:eastAsia="zh-CN" w:bidi="ar-SA"/>
+          <w14:textFill>
+            <w14:solidFill>
+              <w14:schemeClr w14:val="tx1"/>
+            </w14:solidFill>
+          </w14:textFill>
+        </w:rPr>
+        <w:t>除基础船只以外，拥有特殊技能的名船将带来更多战术选择。</w:t>
+      </w:r>
+    </w:p>
+    <w:p>
+      <w:pPr>
+        <w:keepNext w:val="0"/>
+        <w:keepLines w:val="0"/>
+        <w:pageBreakBefore w:val="0"/>
+        <w:widowControl w:val="0"/>
+        <w:numPr>
+          <w:ilvl w:val="0"/>
+          <w:numId w:val="0"/>
+        </w:numPr>
+        <w:kinsoku/>
+        <w:wordWrap/>
+        <w:overflowPunct/>
+        <w:topLinePunct w:val="0"/>
+        <w:autoSpaceDE/>
+        <w:autoSpaceDN/>
+        <w:bidi w:val="0"/>
+        <w:adjustRightInd/>
+        <w:snapToGrid/>
+        <w:ind w:left="0" w:leftChars="0" w:firstLine="480" w:firstLineChars="0"/>
+        <w:jc w:val="both"/>
+        <w:textAlignment w:val="auto"/>
+        <w:rPr>
+          <w:rFonts w:hint="eastAsia" w:ascii="Times New Roman" w:hAnsi="Times New Roman" w:cs="Times New Roman"/>
+          <w:color w:val="000000" w:themeColor="text1"/>
+          <w:kern w:val="2"/>
+          <w:sz w:val="24"/>
+          <w:szCs w:val="24"/>
+          <w:lang w:val="en-US" w:eastAsia="zh-CN" w:bidi="ar-SA"/>
+          <w14:textFill>
+            <w14:solidFill>
+              <w14:schemeClr w14:val="tx1"/>
+            </w14:solidFill>
+          </w14:textFill>
+        </w:rPr>
+      </w:pPr>
+      <w:r>
+        <w:rPr>
+          <w:rFonts w:hint="eastAsia" w:ascii="Times New Roman" w:hAnsi="Times New Roman" w:cs="Times New Roman"/>
+          <w:color w:val="000000" w:themeColor="text1"/>
+          <w:kern w:val="2"/>
+          <w:sz w:val="24"/>
+          <w:szCs w:val="24"/>
+          <w:lang w:val="en-US" w:eastAsia="zh-CN" w:bidi="ar-SA"/>
+          <w14:textFill>
+            <w14:solidFill>
+              <w14:schemeClr w14:val="tx1"/>
+            </w14:solidFill>
+          </w14:textFill>
+        </w:rPr>
+        <w:t>名船同样分为小型舰船、中型舰船、大型舰船三种规模。相比于同规模的基础舰船，名船需要更多费用。</w:t>
+      </w:r>
+    </w:p>
+    <w:p>
+      <w:pPr>
+        <w:keepNext w:val="0"/>
+        <w:keepLines w:val="0"/>
+        <w:pageBreakBefore w:val="0"/>
+        <w:widowControl w:val="0"/>
+        <w:numPr>
+          <w:ilvl w:val="0"/>
+          <w:numId w:val="0"/>
+        </w:numPr>
+        <w:kinsoku/>
+        <w:wordWrap/>
+        <w:overflowPunct/>
+        <w:topLinePunct w:val="0"/>
+        <w:autoSpaceDE/>
+        <w:autoSpaceDN/>
+        <w:bidi w:val="0"/>
+        <w:adjustRightInd/>
+        <w:snapToGrid/>
+        <w:ind w:left="0" w:leftChars="0" w:firstLine="480" w:firstLineChars="0"/>
+        <w:jc w:val="both"/>
+        <w:textAlignment w:val="auto"/>
+        <w:rPr>
+          <w:rFonts w:hint="eastAsia" w:ascii="Times New Roman" w:hAnsi="Times New Roman" w:cs="Times New Roman"/>
+          <w:b w:val="0"/>
+          <w:bCs w:val="0"/>
+          <w:color w:val="000000" w:themeColor="text1"/>
+          <w:sz w:val="24"/>
+          <w:szCs w:val="24"/>
+          <w:lang w:val="en-US" w:eastAsia="zh-CN"/>
+          <w14:textFill>
+            <w14:solidFill>
+              <w14:schemeClr w14:val="tx1"/>
+            </w14:solidFill>
+          </w14:textFill>
+        </w:rPr>
+      </w:pPr>
+      <w:r>
+        <w:rPr>
+          <w:rFonts w:hint="eastAsia" w:ascii="Times New Roman" w:hAnsi="Times New Roman" w:cs="Times New Roman"/>
+          <w:color w:val="000000" w:themeColor="text1"/>
+          <w:kern w:val="2"/>
+          <w:sz w:val="24"/>
+          <w:szCs w:val="24"/>
+          <w:lang w:val="en-US" w:eastAsia="zh-CN" w:bidi="ar-SA"/>
+          <w14:textFill>
+            <w14:solidFill>
+              <w14:schemeClr w14:val="tx1"/>
+            </w14:solidFill>
+          </w14:textFill>
+        </w:rPr>
+        <w:t>名船的被动技能自动生效，主动技能则可在命令栏中的“特殊技能”中使用。名船的详细技能可进入关卡模式中的名船库查看。</w:t>
+      </w:r>
+    </w:p>
+    <w:p>
+      <w:pPr>
+        <w:keepNext w:val="0"/>
+        <w:keepLines w:val="0"/>
+        <w:pageBreakBefore w:val="0"/>
+        <w:widowControl w:val="0"/>
+        <w:numPr>
+          <w:ilvl w:val="0"/>
+          <w:numId w:val="2"/>
+        </w:numPr>
+        <w:kinsoku/>
+        <w:wordWrap/>
+        <w:overflowPunct/>
+        <w:topLinePunct w:val="0"/>
+        <w:autoSpaceDE/>
+        <w:autoSpaceDN/>
+        <w:bidi w:val="0"/>
+        <w:adjustRightInd/>
+        <w:snapToGrid/>
+        <w:ind w:left="0" w:leftChars="0" w:firstLine="0" w:firstLineChars="0"/>
+        <w:textAlignment w:val="auto"/>
+        <w:rPr>
+          <w:rFonts w:hint="eastAsia" w:ascii="Times New Roman" w:hAnsi="Times New Roman" w:cs="Times New Roman"/>
+          <w:b/>
+          <w:bCs/>
+          <w:color w:val="000000" w:themeColor="text1"/>
+          <w:sz w:val="24"/>
+          <w:szCs w:val="24"/>
+          <w:lang w:val="en-US" w:eastAsia="zh-CN"/>
+          <w14:textFill>
+            <w14:solidFill>
+              <w14:schemeClr w14:val="tx1"/>
+            </w14:solidFill>
+          </w14:textFill>
+        </w:rPr>
+      </w:pPr>
+      <w:r>
+        <w:rPr>
+          <w:rFonts w:hint="eastAsia" w:ascii="Times New Roman" w:hAnsi="Times New Roman" w:cs="Times New Roman"/>
+          <w:b/>
+          <w:bCs/>
+          <w:color w:val="000000" w:themeColor="text1"/>
+          <w:sz w:val="24"/>
+          <w:szCs w:val="24"/>
+          <w:lang w:val="en-US" w:eastAsia="zh-CN"/>
+          <w14:textFill>
+            <w14:solidFill>
+              <w14:schemeClr w14:val="tx1"/>
+            </w14:solidFill>
+          </w14:textFill>
+        </w:rPr>
+        <w:t>选船介绍</w:t>
+      </w:r>
+    </w:p>
+    <w:p>
+      <w:pPr>
+        <w:keepNext w:val="0"/>
+        <w:keepLines w:val="0"/>
+        <w:pageBreakBefore w:val="0"/>
+        <w:widowControl w:val="0"/>
+        <w:numPr>
+          <w:ilvl w:val="0"/>
+          <w:numId w:val="0"/>
+        </w:numPr>
+        <w:kinsoku/>
+        <w:wordWrap/>
+        <w:overflowPunct/>
+        <w:topLinePunct w:val="0"/>
+        <w:autoSpaceDE/>
+        <w:autoSpaceDN/>
+        <w:bidi w:val="0"/>
+        <w:adjustRightInd/>
+        <w:snapToGrid/>
+        <w:ind w:left="0" w:leftChars="0" w:firstLine="480" w:firstLineChars="0"/>
+        <w:jc w:val="both"/>
+        <w:textAlignment w:val="auto"/>
+        <w:rPr>
+          <w:rFonts w:hint="eastAsia" w:ascii="Times New Roman" w:hAnsi="Times New Roman" w:cs="Times New Roman"/>
+          <w:color w:val="000000" w:themeColor="text1"/>
+          <w:kern w:val="2"/>
+          <w:sz w:val="24"/>
+          <w:szCs w:val="24"/>
+          <w:lang w:val="en-US" w:eastAsia="zh-CN" w:bidi="ar-SA"/>
+          <w14:textFill>
+            <w14:solidFill>
+              <w14:schemeClr w14:val="tx1"/>
+            </w14:solidFill>
+          </w14:textFill>
+        </w:rPr>
+      </w:pPr>
+      <w:r>
+        <w:rPr>
+          <w:rFonts w:hint="eastAsia" w:ascii="Times New Roman" w:hAnsi="Times New Roman" w:cs="Times New Roman"/>
+          <w:color w:val="000000" w:themeColor="text1"/>
+          <w:kern w:val="2"/>
+          <w:sz w:val="24"/>
+          <w:szCs w:val="24"/>
+          <w:lang w:val="en-US" w:eastAsia="zh-CN" w:bidi="ar-SA"/>
+          <w14:textFill>
+            <w14:solidFill>
+              <w14:schemeClr w14:val="tx1"/>
+            </w14:solidFill>
+          </w14:textFill>
+        </w:rPr>
+        <w:t>每局战斗开始前，会首先进入红蓝双方的选船阶段。</w:t>
+      </w:r>
+    </w:p>
+    <w:p>
+      <w:pPr>
+        <w:keepNext w:val="0"/>
+        <w:keepLines w:val="0"/>
+        <w:pageBreakBefore w:val="0"/>
+        <w:widowControl w:val="0"/>
+        <w:numPr>
+          <w:ilvl w:val="0"/>
+          <w:numId w:val="0"/>
+        </w:numPr>
+        <w:kinsoku/>
+        <w:wordWrap/>
+        <w:overflowPunct/>
+        <w:topLinePunct w:val="0"/>
+        <w:autoSpaceDE/>
+        <w:autoSpaceDN/>
+        <w:bidi w:val="0"/>
+        <w:adjustRightInd/>
+        <w:snapToGrid/>
+        <w:ind w:left="0" w:leftChars="0" w:firstLine="480" w:firstLineChars="0"/>
+        <w:jc w:val="both"/>
+        <w:textAlignment w:val="auto"/>
+        <w:rPr>
+          <w:rFonts w:hint="eastAsia" w:ascii="Times New Roman" w:hAnsi="Times New Roman" w:cs="Times New Roman"/>
+          <w:color w:val="000000" w:themeColor="text1"/>
+          <w:kern w:val="2"/>
+          <w:sz w:val="24"/>
+          <w:szCs w:val="24"/>
+          <w:lang w:val="en-US" w:eastAsia="zh-CN" w:bidi="ar-SA"/>
+          <w14:textFill>
+            <w14:solidFill>
+              <w14:schemeClr w14:val="tx1"/>
+            </w14:solidFill>
+          </w14:textFill>
+        </w:rPr>
+      </w:pPr>
+      <w:r>
+        <w:rPr>
+          <w:rFonts w:hint="eastAsia" w:ascii="Times New Roman" w:hAnsi="Times New Roman" w:cs="Times New Roman"/>
+          <w:color w:val="000000" w:themeColor="text1"/>
+          <w:kern w:val="2"/>
+          <w:sz w:val="24"/>
+          <w:szCs w:val="24"/>
+          <w:lang w:val="en-US" w:eastAsia="zh-CN" w:bidi="ar-SA"/>
+          <w14:textFill>
+            <w14:solidFill>
+              <w14:schemeClr w14:val="tx1"/>
+            </w14:solidFill>
+          </w14:textFill>
+        </w:rPr>
+        <w:t>选船阶段每方均有15费用可以从9个选项中组建自己本局的舰队。每个选项有25%概率出现名船、75%概率出现普通船。同一名船不会在双方选项中重复出现。</w:t>
+      </w:r>
+    </w:p>
+    <w:p>
+      <w:pPr>
+        <w:keepNext w:val="0"/>
+        <w:keepLines w:val="0"/>
+        <w:pageBreakBefore w:val="0"/>
+        <w:widowControl w:val="0"/>
+        <w:numPr>
+          <w:ilvl w:val="0"/>
+          <w:numId w:val="0"/>
+        </w:numPr>
+        <w:kinsoku/>
+        <w:wordWrap/>
+        <w:overflowPunct/>
+        <w:topLinePunct w:val="0"/>
+        <w:autoSpaceDE/>
+        <w:autoSpaceDN/>
+        <w:bidi w:val="0"/>
+        <w:adjustRightInd/>
+        <w:snapToGrid/>
+        <w:ind w:left="0" w:leftChars="0" w:firstLine="480" w:firstLineChars="0"/>
+        <w:jc w:val="both"/>
+        <w:textAlignment w:val="auto"/>
+        <w:rPr>
+          <w:rFonts w:hint="eastAsia" w:ascii="Times New Roman" w:hAnsi="Times New Roman" w:cs="Times New Roman"/>
+          <w:color w:val="000000" w:themeColor="text1"/>
+          <w:kern w:val="2"/>
+          <w:sz w:val="24"/>
+          <w:szCs w:val="24"/>
+          <w:lang w:val="en-US" w:eastAsia="zh-CN" w:bidi="ar-SA"/>
+          <w14:textFill>
+            <w14:solidFill>
+              <w14:schemeClr w14:val="tx1"/>
+            </w14:solidFill>
+          </w14:textFill>
+        </w:rPr>
+      </w:pPr>
+      <w:r>
+        <w:rPr>
+          <w:rFonts w:hint="eastAsia" w:ascii="Times New Roman" w:hAnsi="Times New Roman" w:cs="Times New Roman"/>
+          <w:color w:val="000000" w:themeColor="text1"/>
+          <w:kern w:val="2"/>
+          <w:sz w:val="24"/>
+          <w:szCs w:val="24"/>
+          <w:lang w:val="en-US" w:eastAsia="zh-CN" w:bidi="ar-SA"/>
+          <w14:textFill>
+            <w14:solidFill>
+              <w14:schemeClr w14:val="tx1"/>
+            </w14:solidFill>
+          </w14:textFill>
+        </w:rPr>
+        <w:t>红方先选，蓝方后选，双方的选船界面均可被对方查看。</w:t>
+      </w:r>
+    </w:p>
+    <w:p>
+      <w:pPr>
+        <w:keepNext w:val="0"/>
+        <w:keepLines w:val="0"/>
+        <w:pageBreakBefore w:val="0"/>
+        <w:widowControl w:val="0"/>
+        <w:numPr>
+          <w:ilvl w:val="0"/>
+          <w:numId w:val="0"/>
+        </w:numPr>
+        <w:kinsoku/>
+        <w:wordWrap/>
+        <w:overflowPunct/>
+        <w:topLinePunct w:val="0"/>
+        <w:autoSpaceDE/>
+        <w:autoSpaceDN/>
+        <w:bidi w:val="0"/>
+        <w:adjustRightInd/>
+        <w:snapToGrid/>
+        <w:ind w:left="0" w:leftChars="0" w:firstLine="480" w:firstLineChars="0"/>
+        <w:jc w:val="both"/>
+        <w:textAlignment w:val="auto"/>
+        <w:rPr>
+          <w:rFonts w:hint="default" w:ascii="Times New Roman" w:hAnsi="Times New Roman" w:cs="Times New Roman"/>
+          <w:color w:val="000000" w:themeColor="text1"/>
+          <w:kern w:val="2"/>
+          <w:sz w:val="24"/>
+          <w:szCs w:val="24"/>
+          <w:lang w:val="en-US" w:eastAsia="zh-CN" w:bidi="ar-SA"/>
+          <w14:textFill>
+            <w14:solidFill>
+              <w14:schemeClr w14:val="tx1"/>
+            </w14:solidFill>
+          </w14:textFill>
+        </w:rPr>
+      </w:pPr>
+      <w:r>
+        <w:rPr>
+          <w:rFonts w:hint="eastAsia" w:ascii="Times New Roman" w:hAnsi="Times New Roman" w:cs="Times New Roman"/>
+          <w:color w:val="000000" w:themeColor="text1"/>
+          <w:kern w:val="2"/>
+          <w:sz w:val="24"/>
+          <w:szCs w:val="24"/>
+          <w:lang w:val="en-US" w:eastAsia="zh-CN" w:bidi="ar-SA"/>
+          <w14:textFill>
+            <w14:solidFill>
+              <w14:schemeClr w14:val="tx1"/>
+            </w14:solidFill>
+          </w14:textFill>
+        </w:rPr>
+        <w:t>若对自己的可选船只不满，可花费1费刷新选项。若最终没有理想选项，可以点击“跳过选船”，直接组建标准船队：普通大船*1、普通中船*2、普通小船*2。</w:t>
+      </w:r>
+    </w:p>
+    <w:p>
+      <w:pPr>
+        <w:keepNext w:val="0"/>
+        <w:keepLines w:val="0"/>
+        <w:pageBreakBefore w:val="0"/>
+        <w:widowControl w:val="0"/>
+        <w:numPr>
+          <w:ilvl w:val="0"/>
+          <w:numId w:val="0"/>
+        </w:numPr>
+        <w:kinsoku/>
+        <w:wordWrap/>
+        <w:overflowPunct/>
+        <w:topLinePunct w:val="0"/>
+        <w:autoSpaceDE/>
+        <w:autoSpaceDN/>
+        <w:bidi w:val="0"/>
+        <w:adjustRightInd/>
+        <w:snapToGrid/>
+        <w:ind w:leftChars="0"/>
+        <w:textAlignment w:val="auto"/>
+        <w:rPr>
+          <w:rFonts w:hint="eastAsia" w:ascii="Times New Roman" w:hAnsi="Times New Roman" w:cs="Times New Roman"/>
+          <w:b/>
+          <w:bCs/>
+          <w:color w:val="000000" w:themeColor="text1"/>
+          <w:sz w:val="24"/>
+          <w:szCs w:val="24"/>
+          <w:lang w:val="en-US" w:eastAsia="zh-CN"/>
+          <w14:textFill>
+            <w14:solidFill>
+              <w14:schemeClr w14:val="tx1"/>
+            </w14:solidFill>
+          </w14:textFill>
+        </w:rPr>
+      </w:pPr>
+    </w:p>
+    <w:p>
+      <w:pPr>
+        <w:keepNext w:val="0"/>
+        <w:keepLines w:val="0"/>
+        <w:pageBreakBefore w:val="0"/>
+        <w:widowControl w:val="0"/>
+        <w:numPr>
+          <w:ilvl w:val="0"/>
+          <w:numId w:val="2"/>
+        </w:numPr>
+        <w:kinsoku/>
+        <w:wordWrap/>
+        <w:overflowPunct/>
+        <w:topLinePunct w:val="0"/>
+        <w:autoSpaceDE/>
+        <w:autoSpaceDN/>
+        <w:bidi w:val="0"/>
+        <w:adjustRightInd/>
+        <w:snapToGrid/>
+        <w:ind w:left="0" w:leftChars="0" w:firstLine="0" w:firstLineChars="0"/>
+        <w:textAlignment w:val="auto"/>
+        <w:rPr>
+          <w:rFonts w:hint="eastAsia" w:ascii="Times New Roman" w:hAnsi="Times New Roman" w:cs="Times New Roman"/>
+          <w:b/>
+          <w:bCs/>
+          <w:color w:val="000000" w:themeColor="text1"/>
+          <w:sz w:val="24"/>
+          <w:szCs w:val="24"/>
+          <w:lang w:val="en-US" w:eastAsia="zh-CN"/>
+          <w14:textFill>
+            <w14:solidFill>
+              <w14:schemeClr w14:val="tx1"/>
+            </w14:solidFill>
+          </w14:textFill>
+        </w:rPr>
+      </w:pPr>
+      <w:r>
+        <w:rPr>
+          <w:rFonts w:hint="eastAsia" w:ascii="Times New Roman" w:hAnsi="Times New Roman" w:cs="Times New Roman"/>
+          <w:b/>
+          <w:bCs/>
+          <w:color w:val="000000" w:themeColor="text1"/>
+          <w:sz w:val="24"/>
+          <w:szCs w:val="24"/>
+          <w:lang w:val="en-US" w:eastAsia="zh-CN"/>
+          <w14:textFill>
+            <w14:solidFill>
+              <w14:schemeClr w14:val="tx1"/>
+            </w14:solidFill>
+          </w14:textFill>
+        </w:rPr>
+        <w:t>回合介绍</w:t>
+      </w:r>
+    </w:p>
+    <w:p>
+      <w:pPr>
+        <w:keepNext w:val="0"/>
+        <w:keepLines w:val="0"/>
+        <w:pageBreakBefore w:val="0"/>
+        <w:widowControl w:val="0"/>
+        <w:numPr>
+          <w:ilvl w:val="0"/>
+          <w:numId w:val="0"/>
+        </w:numPr>
+        <w:kinsoku/>
+        <w:wordWrap/>
+        <w:overflowPunct/>
+        <w:topLinePunct w:val="0"/>
+        <w:autoSpaceDE/>
+        <w:autoSpaceDN/>
+        <w:bidi w:val="0"/>
+        <w:adjustRightInd/>
+        <w:snapToGrid/>
+        <w:ind w:left="0" w:leftChars="0" w:firstLine="480" w:firstLineChars="0"/>
+        <w:jc w:val="both"/>
+        <w:textAlignment w:val="auto"/>
+        <w:rPr>
+          <w:rFonts w:hint="eastAsia" w:ascii="Times New Roman" w:hAnsi="Times New Roman" w:cs="Times New Roman"/>
+          <w:color w:val="000000" w:themeColor="text1"/>
+          <w:kern w:val="2"/>
+          <w:sz w:val="24"/>
+          <w:szCs w:val="24"/>
+          <w:lang w:val="en-US" w:eastAsia="zh-CN" w:bidi="ar-SA"/>
+          <w14:textFill>
+            <w14:solidFill>
+              <w14:schemeClr w14:val="tx1"/>
+            </w14:solidFill>
+          </w14:textFill>
+        </w:rPr>
+      </w:pPr>
+      <w:r>
+        <w:rPr>
+          <w:rFonts w:hint="eastAsia" w:ascii="Times New Roman" w:hAnsi="Times New Roman" w:cs="Times New Roman"/>
+          <w:color w:val="000000" w:themeColor="text1"/>
+          <w:kern w:val="2"/>
+          <w:sz w:val="24"/>
+          <w:szCs w:val="24"/>
+          <w:lang w:val="en-US" w:eastAsia="zh-CN" w:bidi="ar-SA"/>
+          <w14:textFill>
+            <w14:solidFill>
+              <w14:schemeClr w14:val="tx1"/>
+            </w14:solidFill>
+          </w14:textFill>
+        </w:rPr>
+        <w:t>选船阶段结束后，双方的舰船将随机刷新在各自一边。经典模式下双方初始位置较远，而极速模式下较近。</w:t>
+      </w:r>
+    </w:p>
+    <w:p>
+      <w:pPr>
+        <w:keepNext w:val="0"/>
+        <w:keepLines w:val="0"/>
+        <w:pageBreakBefore w:val="0"/>
+        <w:widowControl w:val="0"/>
+        <w:numPr>
+          <w:ilvl w:val="0"/>
+          <w:numId w:val="0"/>
+        </w:numPr>
+        <w:kinsoku/>
+        <w:wordWrap/>
+        <w:overflowPunct/>
+        <w:topLinePunct w:val="0"/>
+        <w:autoSpaceDE/>
+        <w:autoSpaceDN/>
+        <w:bidi w:val="0"/>
+        <w:adjustRightInd/>
+        <w:snapToGrid/>
+        <w:ind w:left="0" w:leftChars="0" w:firstLine="480" w:firstLineChars="0"/>
+        <w:jc w:val="both"/>
+        <w:textAlignment w:val="auto"/>
+        <w:rPr>
+          <w:rFonts w:hint="eastAsia" w:ascii="Times New Roman" w:hAnsi="Times New Roman" w:cs="Times New Roman"/>
+          <w:color w:val="000000" w:themeColor="text1"/>
+          <w:kern w:val="2"/>
+          <w:sz w:val="24"/>
+          <w:szCs w:val="24"/>
+          <w:lang w:val="en-US" w:eastAsia="zh-CN" w:bidi="ar-SA"/>
+          <w14:textFill>
+            <w14:solidFill>
+              <w14:schemeClr w14:val="tx1"/>
+            </w14:solidFill>
+          </w14:textFill>
+        </w:rPr>
+      </w:pPr>
+      <w:r>
+        <w:rPr>
+          <w:rFonts w:hint="eastAsia" w:ascii="Times New Roman" w:hAnsi="Times New Roman" w:cs="Times New Roman"/>
+          <w:color w:val="000000" w:themeColor="text1"/>
+          <w:kern w:val="2"/>
+          <w:sz w:val="24"/>
+          <w:szCs w:val="24"/>
+          <w:lang w:val="en-US" w:eastAsia="zh-CN" w:bidi="ar-SA"/>
+          <w14:textFill>
+            <w14:solidFill>
+              <w14:schemeClr w14:val="tx1"/>
+            </w14:solidFill>
+          </w14:textFill>
+        </w:rPr>
+        <w:t>对局为回合制，每回合每方基础舰船均有3点行动力可以下达命令。当一方本回合所有舰船行动力耗尽后，将自动进入另一方回合。回合方还可以使用“结束回合”按钮主动跳过回合。</w:t>
+      </w:r>
+    </w:p>
+    <w:p>
+      <w:pPr>
+        <w:keepNext w:val="0"/>
+        <w:keepLines w:val="0"/>
+        <w:pageBreakBefore w:val="0"/>
+        <w:widowControl w:val="0"/>
+        <w:numPr>
+          <w:ilvl w:val="0"/>
+          <w:numId w:val="0"/>
+        </w:numPr>
+        <w:kinsoku/>
+        <w:wordWrap/>
+        <w:overflowPunct/>
+        <w:topLinePunct w:val="0"/>
+        <w:autoSpaceDE/>
+        <w:autoSpaceDN/>
+        <w:bidi w:val="0"/>
+        <w:adjustRightInd/>
+        <w:snapToGrid/>
+        <w:ind w:left="0" w:leftChars="0" w:firstLine="480" w:firstLineChars="0"/>
+        <w:jc w:val="both"/>
+        <w:textAlignment w:val="auto"/>
+        <w:rPr>
+          <w:rFonts w:hint="default" w:ascii="Times New Roman" w:hAnsi="Times New Roman" w:cs="Times New Roman"/>
+          <w:color w:val="000000" w:themeColor="text1"/>
+          <w:kern w:val="2"/>
+          <w:sz w:val="24"/>
+          <w:szCs w:val="24"/>
+          <w:lang w:val="en-US" w:eastAsia="zh-CN" w:bidi="ar-SA"/>
+          <w14:textFill>
+            <w14:solidFill>
+              <w14:schemeClr w14:val="tx1"/>
+            </w14:solidFill>
+          </w14:textFill>
+        </w:rPr>
+      </w:pPr>
+      <w:r>
+        <w:rPr>
+          <w:rFonts w:hint="eastAsia" w:ascii="Times New Roman" w:hAnsi="Times New Roman" w:cs="Times New Roman"/>
+          <w:color w:val="000000" w:themeColor="text1"/>
+          <w:kern w:val="2"/>
+          <w:sz w:val="24"/>
+          <w:szCs w:val="24"/>
+          <w:lang w:val="en-US" w:eastAsia="zh-CN" w:bidi="ar-SA"/>
+          <w14:textFill>
+            <w14:solidFill>
+              <w14:schemeClr w14:val="tx1"/>
+            </w14:solidFill>
+          </w14:textFill>
+        </w:rPr>
+        <w:t>玩家可通过“Captain</w:t>
+      </w:r>
+      <w:r>
+        <w:rPr>
+          <w:rFonts w:hint="default" w:ascii="Times New Roman" w:hAnsi="Times New Roman" w:cs="Times New Roman"/>
+          <w:color w:val="000000" w:themeColor="text1"/>
+          <w:kern w:val="2"/>
+          <w:sz w:val="24"/>
+          <w:szCs w:val="24"/>
+          <w:lang w:val="en-US" w:eastAsia="zh-CN" w:bidi="ar-SA"/>
+          <w14:textFill>
+            <w14:solidFill>
+              <w14:schemeClr w14:val="tx1"/>
+            </w14:solidFill>
+          </w14:textFill>
+        </w:rPr>
+        <w:t>’</w:t>
+      </w:r>
+      <w:r>
+        <w:rPr>
+          <w:rFonts w:hint="eastAsia" w:ascii="Times New Roman" w:hAnsi="Times New Roman" w:cs="Times New Roman"/>
+          <w:color w:val="000000" w:themeColor="text1"/>
+          <w:kern w:val="2"/>
+          <w:sz w:val="24"/>
+          <w:szCs w:val="24"/>
+          <w:lang w:val="en-US" w:eastAsia="zh-CN" w:bidi="ar-SA"/>
+          <w14:textFill>
+            <w14:solidFill>
+              <w14:schemeClr w14:val="tx1"/>
+            </w14:solidFill>
+          </w14:textFill>
+        </w:rPr>
+        <w:t>s Log”来查看棋盘事件。当一方舰队完全被摧毁，游戏结束，另一方获得胜利。</w:t>
+      </w:r>
+    </w:p>
+    <w:p>
+      <w:pPr>
+        <w:keepNext w:val="0"/>
+        <w:keepLines w:val="0"/>
+        <w:pageBreakBefore w:val="0"/>
+        <w:widowControl w:val="0"/>
+        <w:numPr>
+          <w:ilvl w:val="0"/>
+          <w:numId w:val="0"/>
+        </w:numPr>
+        <w:kinsoku/>
+        <w:wordWrap/>
+        <w:overflowPunct/>
+        <w:topLinePunct w:val="0"/>
+        <w:autoSpaceDE/>
+        <w:autoSpaceDN/>
+        <w:bidi w:val="0"/>
+        <w:adjustRightInd/>
+        <w:snapToGrid/>
+        <w:ind w:leftChars="0"/>
+        <w:textAlignment w:val="auto"/>
+        <w:rPr>
+          <w:rFonts w:hint="default" w:ascii="Times New Roman" w:hAnsi="Times New Roman" w:cs="Times New Roman"/>
           <w:b/>
           <w:bCs/>
           <w:color w:val="000000" w:themeColor="text1"/>
@@ -905,22 +3120,6 @@
     </w:lvl>
   </w:abstractNum>
   <w:abstractNum w:abstractNumId="1">
-    <w:nsid w:val="F817E3E9"/>
-    <w:multiLevelType w:val="singleLevel"/>
-    <w:tmpl w:val="F817E3E9"/>
-    <w:lvl w:ilvl="0" w:tentative="0">
-      <w:start w:val="1"/>
-      <w:numFmt w:val="decimal"/>
-      <w:lvlText w:val="%1."/>
-      <w:lvlJc w:val="left"/>
-      <w:pPr>
-        <w:tabs>
-          <w:tab w:val="left" w:pos="312"/>
-        </w:tabs>
-      </w:pPr>
-    </w:lvl>
-  </w:abstractNum>
-  <w:abstractNum w:abstractNumId="2">
     <w:nsid w:val="14187196"/>
     <w:multiLevelType w:val="singleLevel"/>
     <w:tmpl w:val="14187196"/>
@@ -933,13 +3132,10 @@
     </w:lvl>
   </w:abstractNum>
   <w:num w:numId="1">
-    <w:abstractNumId w:val="2"/>
+    <w:abstractNumId w:val="1"/>
   </w:num>
   <w:num w:numId="2">
     <w:abstractNumId w:val="0"/>
-  </w:num>
-  <w:num w:numId="3">
-    <w:abstractNumId w:val="1"/>
   </w:num>
 </w:numbering>
 </file>
@@ -949,7 +3145,7 @@
   <w:docDefaults>
     <w:rPrDefault>
       <w:rPr>
-        <w:rFonts w:asciiTheme="minorHAnsi" w:hAnsiTheme="minorHAnsi" w:eastAsiaTheme="minorEastAsia" w:cstheme="minorBidi"/>
+        <w:rFonts w:ascii="Times New Roman" w:hAnsi="Times New Roman" w:eastAsia="宋体" w:cs="Times New Roman"/>
       </w:rPr>
     </w:rPrDefault>
     <w:pPrDefault/>
@@ -1220,13 +3416,13 @@
       <w:lang w:val="en-US" w:eastAsia="zh-CN" w:bidi="ar-SA"/>
     </w:rPr>
   </w:style>
-  <w:style w:type="character" w:default="1" w:styleId="3">
+  <w:style w:type="character" w:default="1" w:styleId="4">
     <w:name w:val="Default Paragraph Font"/>
     <w:semiHidden/>
     <w:qFormat/>
     <w:uiPriority w:val="0"/>
   </w:style>
-  <w:style w:type="table" w:default="1" w:styleId="2">
+  <w:style w:type="table" w:default="1" w:styleId="3">
     <w:name w:val="Normal Table"/>
     <w:semiHidden/>
     <w:qFormat/>
@@ -1239,6 +3435,30 @@
         <w:right w:w="108" w:type="dxa"/>
       </w:tblCellMar>
     </w:tblPr>
+  </w:style>
+  <w:style w:type="paragraph" w:styleId="2">
+    <w:name w:val="Normal (Web)"/>
+    <w:basedOn w:val="1"/>
+    <w:uiPriority w:val="0"/>
+    <w:pPr>
+      <w:spacing w:before="0" w:beforeAutospacing="1" w:after="0" w:afterAutospacing="1"/>
+      <w:ind w:left="0" w:right="0"/>
+      <w:jc w:val="left"/>
+    </w:pPr>
+    <w:rPr>
+      <w:kern w:val="0"/>
+      <w:sz w:val="24"/>
+      <w:lang w:val="en-US" w:eastAsia="zh-CN" w:bidi="ar"/>
+    </w:rPr>
+  </w:style>
+  <w:style w:type="character" w:styleId="5">
+    <w:name w:val="Strong"/>
+    <w:basedOn w:val="4"/>
+    <w:qFormat/>
+    <w:uiPriority w:val="0"/>
+    <w:rPr>
+      <w:b/>
+    </w:rPr>
   </w:style>
 </w:styles>
 </file>

--- a/Naval Chess规则介绍.docx
+++ b/Naval Chess规则介绍.docx
@@ -1299,7 +1299,6 @@
           </w14:textFill>
         </w:rPr>
       </w:pPr>
-      <w:bookmarkStart w:id="0" w:name="_GoBack"/>
       <w:r>
         <w:rPr>
           <w:rFonts w:hint="default" w:ascii="Times New Roman" w:hAnsi="Times New Roman" w:cs="Times New Roman"/>
@@ -2226,7 +2225,6 @@
         <w:t>持续。</w:t>
       </w:r>
     </w:p>
-    <w:bookmarkEnd w:id="0"/>
     <w:p>
       <w:pPr>
         <w:keepNext w:val="0"/>
@@ -3080,6 +3078,263 @@
           <w:lang w:val="en-US" w:eastAsia="zh-CN"/>
         </w:rPr>
       </w:pPr>
+    </w:p>
+    <w:p>
+      <w:pPr>
+        <w:rPr>
+          <w:rFonts w:hint="eastAsia" w:ascii="Times New Roman" w:hAnsi="Times New Roman" w:cs="Times New Roman"/>
+          <w:sz w:val="24"/>
+          <w:szCs w:val="24"/>
+          <w:lang w:val="en-US" w:eastAsia="zh-CN"/>
+        </w:rPr>
+      </w:pPr>
+      <w:r>
+        <w:rPr>
+          <w:rFonts w:hint="eastAsia" w:ascii="Times New Roman" w:hAnsi="Times New Roman" w:cs="Times New Roman"/>
+          <w:sz w:val="24"/>
+          <w:szCs w:val="24"/>
+          <w:lang w:val="en-US" w:eastAsia="zh-CN"/>
+        </w:rPr>
+        <w:t>终端指令</w:t>
+      </w:r>
+    </w:p>
+    <w:p>
+      <w:pPr>
+        <w:rPr>
+          <w:rFonts w:hint="default" w:ascii="Times New Roman" w:hAnsi="Times New Roman" w:cs="Times New Roman"/>
+          <w:b/>
+          <w:bCs/>
+          <w:sz w:val="24"/>
+          <w:szCs w:val="24"/>
+          <w:lang w:val="en-US" w:eastAsia="zh-CN"/>
+        </w:rPr>
+      </w:pPr>
+      <w:r>
+        <w:rPr>
+          <w:rFonts w:hint="eastAsia" w:ascii="Times New Roman" w:hAnsi="Times New Roman" w:cs="Times New Roman"/>
+          <w:b/>
+          <w:bCs/>
+          <w:sz w:val="24"/>
+          <w:szCs w:val="24"/>
+          <w:lang w:val="en-US" w:eastAsia="zh-CN"/>
+        </w:rPr>
+        <w:t>本地服务器</w:t>
+      </w:r>
+    </w:p>
+    <w:p>
+      <w:pPr>
+        <w:rPr>
+          <w:rFonts w:hint="eastAsia" w:ascii="Times New Roman" w:hAnsi="Times New Roman" w:cs="Times New Roman"/>
+          <w:sz w:val="24"/>
+          <w:szCs w:val="24"/>
+          <w:lang w:val="en-US" w:eastAsia="zh-CN"/>
+        </w:rPr>
+      </w:pPr>
+      <w:r>
+        <w:rPr>
+          <w:rFonts w:hint="eastAsia" w:ascii="Times New Roman" w:hAnsi="Times New Roman" w:cs="Times New Roman"/>
+          <w:sz w:val="24"/>
+          <w:szCs w:val="24"/>
+          <w:lang w:val="en-US" w:eastAsia="zh-CN"/>
+        </w:rPr>
+        <w:t>cd C:\Users\张\Desktop\Naval Chess&gt;</w:t>
+      </w:r>
+    </w:p>
+    <w:p>
+      <w:pPr>
+        <w:rPr>
+          <w:rFonts w:hint="default" w:ascii="Times New Roman" w:hAnsi="Times New Roman" w:cs="Times New Roman"/>
+          <w:sz w:val="24"/>
+          <w:szCs w:val="24"/>
+          <w:lang w:val="en-US" w:eastAsia="zh-CN"/>
+        </w:rPr>
+      </w:pPr>
+      <w:r>
+        <w:rPr>
+          <w:rFonts w:hint="default" w:ascii="Times New Roman" w:hAnsi="Times New Roman" w:cs="Times New Roman"/>
+          <w:sz w:val="24"/>
+          <w:szCs w:val="24"/>
+          <w:lang w:val="en-US" w:eastAsia="zh-CN"/>
+        </w:rPr>
+        <w:t>node server.js</w:t>
+      </w:r>
+    </w:p>
+    <w:p>
+      <w:pPr>
+        <w:rPr>
+          <w:rFonts w:hint="eastAsia" w:ascii="Times New Roman" w:hAnsi="Times New Roman" w:cs="Times New Roman"/>
+          <w:sz w:val="24"/>
+          <w:szCs w:val="24"/>
+          <w:lang w:val="en-US" w:eastAsia="zh-CN"/>
+        </w:rPr>
+      </w:pPr>
+      <w:r>
+        <w:rPr>
+          <w:rFonts w:hint="eastAsia" w:ascii="Times New Roman" w:hAnsi="Times New Roman" w:cs="Times New Roman"/>
+          <w:sz w:val="24"/>
+          <w:szCs w:val="24"/>
+          <w:lang w:val="en-US" w:eastAsia="zh-CN"/>
+        </w:rPr>
+        <w:t>浏览器F12开发者模式进入console</w:t>
+      </w:r>
+    </w:p>
+    <w:p>
+      <w:pPr>
+        <w:rPr>
+          <w:rFonts w:hint="eastAsia" w:ascii="Times New Roman" w:hAnsi="Times New Roman" w:cs="Times New Roman"/>
+          <w:sz w:val="24"/>
+          <w:szCs w:val="24"/>
+          <w:lang w:val="en-US" w:eastAsia="zh-CN"/>
+        </w:rPr>
+      </w:pPr>
+      <w:r>
+        <w:rPr>
+          <w:rFonts w:hint="eastAsia" w:ascii="Times New Roman" w:hAnsi="Times New Roman" w:cs="Times New Roman"/>
+          <w:sz w:val="24"/>
+          <w:szCs w:val="24"/>
+          <w:lang w:val="en-US" w:eastAsia="zh-CN"/>
+        </w:rPr>
+        <w:t>可以实时监控node服务器报告</w:t>
+      </w:r>
+    </w:p>
+    <w:p>
+      <w:pPr>
+        <w:rPr>
+          <w:rFonts w:hint="eastAsia" w:ascii="Times New Roman" w:hAnsi="Times New Roman" w:cs="Times New Roman"/>
+          <w:b/>
+          <w:bCs/>
+          <w:sz w:val="24"/>
+          <w:szCs w:val="24"/>
+          <w:lang w:val="en-US" w:eastAsia="zh-CN"/>
+        </w:rPr>
+      </w:pPr>
+      <w:r>
+        <w:rPr>
+          <w:rFonts w:hint="eastAsia" w:ascii="Times New Roman" w:hAnsi="Times New Roman" w:cs="Times New Roman"/>
+          <w:b/>
+          <w:bCs/>
+          <w:sz w:val="24"/>
+          <w:szCs w:val="24"/>
+          <w:lang w:val="en-US" w:eastAsia="zh-CN"/>
+        </w:rPr>
+        <w:t>更新至github</w:t>
+      </w:r>
+    </w:p>
+    <w:p>
+      <w:pPr>
+        <w:rPr>
+          <w:rFonts w:hint="eastAsia" w:ascii="Times New Roman" w:hAnsi="Times New Roman" w:cs="Times New Roman"/>
+          <w:sz w:val="24"/>
+          <w:szCs w:val="24"/>
+          <w:lang w:val="en-US" w:eastAsia="zh-CN"/>
+        </w:rPr>
+      </w:pPr>
+      <w:r>
+        <w:rPr>
+          <w:rFonts w:hint="eastAsia" w:ascii="Times New Roman" w:hAnsi="Times New Roman" w:cs="Times New Roman"/>
+          <w:sz w:val="24"/>
+          <w:szCs w:val="24"/>
+          <w:lang w:val="en-US" w:eastAsia="zh-CN"/>
+        </w:rPr>
+        <w:t>cd C:\Users\张\Desktop\Naval Chess&gt;</w:t>
+      </w:r>
+    </w:p>
+    <w:p>
+      <w:pPr>
+        <w:rPr>
+          <w:rFonts w:hint="eastAsia" w:ascii="Times New Roman" w:hAnsi="Times New Roman" w:cs="Times New Roman"/>
+          <w:sz w:val="24"/>
+          <w:szCs w:val="24"/>
+          <w:lang w:val="en-US" w:eastAsia="zh-CN"/>
+        </w:rPr>
+      </w:pPr>
+      <w:r>
+        <w:rPr>
+          <w:rFonts w:hint="default" w:ascii="Times New Roman" w:hAnsi="Times New Roman" w:cs="Times New Roman"/>
+          <w:sz w:val="24"/>
+          <w:szCs w:val="24"/>
+          <w:lang w:val="en-US" w:eastAsia="zh-CN"/>
+        </w:rPr>
+        <w:t>git status</w:t>
+      </w:r>
+    </w:p>
+    <w:p>
+      <w:pPr>
+        <w:rPr>
+          <w:rFonts w:hint="eastAsia" w:ascii="Times New Roman" w:hAnsi="Times New Roman" w:cs="Times New Roman"/>
+          <w:sz w:val="24"/>
+          <w:szCs w:val="24"/>
+          <w:lang w:val="en-US" w:eastAsia="zh-CN"/>
+        </w:rPr>
+      </w:pPr>
+      <w:r>
+        <w:rPr>
+          <w:rFonts w:hint="default" w:ascii="Times New Roman" w:hAnsi="Times New Roman" w:cs="Times New Roman"/>
+          <w:sz w:val="24"/>
+          <w:szCs w:val="24"/>
+          <w:lang w:val="en-US" w:eastAsia="zh-CN"/>
+        </w:rPr>
+        <w:t>git add .</w:t>
+      </w:r>
+    </w:p>
+    <w:p>
+      <w:pPr>
+        <w:rPr>
+          <w:rFonts w:hint="eastAsia" w:ascii="Times New Roman" w:hAnsi="Times New Roman" w:cs="Times New Roman"/>
+          <w:sz w:val="24"/>
+          <w:szCs w:val="24"/>
+          <w:lang w:val="en-US" w:eastAsia="zh-CN"/>
+        </w:rPr>
+      </w:pPr>
+      <w:r>
+        <w:rPr>
+          <w:rFonts w:hint="default" w:ascii="Times New Roman" w:hAnsi="Times New Roman" w:cs="Times New Roman"/>
+          <w:sz w:val="24"/>
+          <w:szCs w:val="24"/>
+          <w:lang w:val="en-US" w:eastAsia="zh-CN"/>
+        </w:rPr>
+        <w:t>git commit -m "这里写你本次更新的简要说明"</w:t>
+      </w:r>
+    </w:p>
+    <w:p>
+      <w:pPr>
+        <w:rPr>
+          <w:rFonts w:hint="eastAsia" w:ascii="Times New Roman" w:hAnsi="Times New Roman" w:cs="Times New Roman"/>
+          <w:sz w:val="24"/>
+          <w:szCs w:val="24"/>
+          <w:lang w:val="en-US" w:eastAsia="zh-CN"/>
+        </w:rPr>
+      </w:pPr>
+      <w:bookmarkStart w:id="0" w:name="_GoBack"/>
+      <w:r>
+        <w:rPr>
+          <w:rFonts w:hint="default" w:ascii="Times New Roman" w:hAnsi="Times New Roman" w:cs="Times New Roman"/>
+          <w:sz w:val="24"/>
+          <w:szCs w:val="24"/>
+          <w:lang w:val="en-US" w:eastAsia="zh-CN"/>
+        </w:rPr>
+        <w:t>git push</w:t>
+      </w:r>
+    </w:p>
+    <w:bookmarkEnd w:id="0"/>
+    <w:p>
+      <w:pPr>
+        <w:rPr>
+          <w:rFonts w:hint="eastAsia" w:ascii="Times New Roman" w:hAnsi="Times New Roman" w:cs="Times New Roman"/>
+          <w:sz w:val="24"/>
+          <w:szCs w:val="24"/>
+          <w:lang w:val="en-US" w:eastAsia="zh-CN"/>
+        </w:rPr>
+      </w:pPr>
+      <w:r>
+        <w:rPr>
+          <w:rFonts w:hint="default" w:ascii="Times New Roman" w:hAnsi="Times New Roman" w:cs="Times New Roman"/>
+          <w:sz w:val="24"/>
+          <w:szCs w:val="24"/>
+          <w:lang w:val="en-US" w:eastAsia="zh-CN"/>
+        </w:rPr>
+        <w:t>git push --set-upstream origin main</w:t>
+      </w:r>
     </w:p>
     <w:p>
       <w:pPr>
@@ -3243,7 +3498,7 @@
     <w:lsdException w:unhideWhenUsed="0" w:uiPriority="0" w:semiHidden="0" w:name="Document Map"/>
     <w:lsdException w:unhideWhenUsed="0" w:uiPriority="0" w:semiHidden="0" w:name="Plain Text"/>
     <w:lsdException w:unhideWhenUsed="0" w:uiPriority="0" w:semiHidden="0" w:name="E-mail Signature"/>
-    <w:lsdException w:unhideWhenUsed="0" w:uiPriority="0" w:semiHidden="0" w:name="Normal (Web)"/>
+    <w:lsdException w:qFormat="1" w:unhideWhenUsed="0" w:uiPriority="0" w:semiHidden="0" w:name="Normal (Web)"/>
     <w:lsdException w:unhideWhenUsed="0" w:uiPriority="0" w:semiHidden="0" w:name="HTML Acronym"/>
     <w:lsdException w:unhideWhenUsed="0" w:uiPriority="0" w:semiHidden="0" w:name="HTML Address"/>
     <w:lsdException w:unhideWhenUsed="0" w:uiPriority="0" w:semiHidden="0" w:name="HTML Cite"/>
@@ -3416,13 +3671,13 @@
       <w:lang w:val="en-US" w:eastAsia="zh-CN" w:bidi="ar-SA"/>
     </w:rPr>
   </w:style>
-  <w:style w:type="character" w:default="1" w:styleId="4">
+  <w:style w:type="character" w:default="1" w:styleId="5">
     <w:name w:val="Default Paragraph Font"/>
     <w:semiHidden/>
     <w:qFormat/>
     <w:uiPriority w:val="0"/>
   </w:style>
-  <w:style w:type="table" w:default="1" w:styleId="3">
+  <w:style w:type="table" w:default="1" w:styleId="4">
     <w:name w:val="Normal Table"/>
     <w:semiHidden/>
     <w:qFormat/>
@@ -3437,8 +3692,42 @@
     </w:tblPr>
   </w:style>
   <w:style w:type="paragraph" w:styleId="2">
+    <w:name w:val="HTML Preformatted"/>
+    <w:basedOn w:val="1"/>
+    <w:uiPriority w:val="0"/>
+    <w:pPr>
+      <w:tabs>
+        <w:tab w:val="left" w:pos="916"/>
+        <w:tab w:val="left" w:pos="1832"/>
+        <w:tab w:val="left" w:pos="2748"/>
+        <w:tab w:val="left" w:pos="3664"/>
+        <w:tab w:val="left" w:pos="4580"/>
+        <w:tab w:val="left" w:pos="5496"/>
+        <w:tab w:val="left" w:pos="6412"/>
+        <w:tab w:val="left" w:pos="7328"/>
+        <w:tab w:val="left" w:pos="8244"/>
+        <w:tab w:val="left" w:pos="9160"/>
+        <w:tab w:val="left" w:pos="10076"/>
+        <w:tab w:val="left" w:pos="10992"/>
+        <w:tab w:val="left" w:pos="11908"/>
+        <w:tab w:val="left" w:pos="12824"/>
+        <w:tab w:val="left" w:pos="13740"/>
+        <w:tab w:val="left" w:pos="14656"/>
+      </w:tabs>
+      <w:jc w:val="left"/>
+    </w:pPr>
+    <w:rPr>
+      <w:rFonts w:hint="eastAsia" w:ascii="宋体" w:hAnsi="宋体" w:eastAsia="宋体" w:cs="宋体"/>
+      <w:kern w:val="0"/>
+      <w:sz w:val="24"/>
+      <w:szCs w:val="24"/>
+      <w:lang w:val="en-US" w:eastAsia="zh-CN" w:bidi="ar"/>
+    </w:rPr>
+  </w:style>
+  <w:style w:type="paragraph" w:styleId="3">
     <w:name w:val="Normal (Web)"/>
     <w:basedOn w:val="1"/>
+    <w:qFormat/>
     <w:uiPriority w:val="0"/>
     <w:pPr>
       <w:spacing w:before="0" w:beforeAutospacing="1" w:after="0" w:afterAutospacing="1"/>
@@ -3451,9 +3740,9 @@
       <w:lang w:val="en-US" w:eastAsia="zh-CN" w:bidi="ar"/>
     </w:rPr>
   </w:style>
-  <w:style w:type="character" w:styleId="5">
+  <w:style w:type="character" w:styleId="6">
     <w:name w:val="Strong"/>
-    <w:basedOn w:val="4"/>
+    <w:basedOn w:val="5"/>
     <w:qFormat/>
     <w:uiPriority w:val="0"/>
     <w:rPr>

--- a/Naval Chess规则介绍.docx
+++ b/Naval Chess规则介绍.docx
@@ -3305,7 +3305,75 @@
           <w:lang w:val="en-US" w:eastAsia="zh-CN"/>
         </w:rPr>
       </w:pPr>
+      <w:r>
+        <w:rPr>
+          <w:rFonts w:hint="eastAsia" w:ascii="Times New Roman" w:hAnsi="Times New Roman" w:cs="Times New Roman"/>
+          <w:sz w:val="24"/>
+          <w:szCs w:val="24"/>
+          <w:lang w:val="en-US" w:eastAsia="zh-CN"/>
+        </w:rPr>
+        <w:t>（直接push不上时使用：）</w:t>
+      </w:r>
+    </w:p>
+    <w:p>
+      <w:pPr>
+        <w:rPr>
+          <w:rFonts w:hint="default" w:ascii="Times New Roman" w:hAnsi="Times New Roman" w:cs="Times New Roman"/>
+          <w:sz w:val="24"/>
+          <w:szCs w:val="24"/>
+          <w:lang w:val="en-US" w:eastAsia="zh-CN"/>
+        </w:rPr>
+      </w:pPr>
+      <w:r>
+        <w:rPr>
+          <w:rFonts w:hint="default" w:ascii="Times New Roman" w:hAnsi="Times New Roman" w:cs="Times New Roman"/>
+          <w:sz w:val="24"/>
+          <w:szCs w:val="24"/>
+          <w:lang w:val="en-US" w:eastAsia="zh-CN"/>
+        </w:rPr>
+        <w:t>git config --global http.proxy http://127.0.0.1:7890</w:t>
+      </w:r>
+    </w:p>
+    <w:p>
+      <w:pPr>
+        <w:rPr>
+          <w:rFonts w:hint="eastAsia" w:ascii="Times New Roman" w:hAnsi="Times New Roman" w:cs="Times New Roman"/>
+          <w:sz w:val="24"/>
+          <w:szCs w:val="24"/>
+          <w:lang w:val="en-US" w:eastAsia="zh-CN"/>
+        </w:rPr>
+      </w:pPr>
       <w:bookmarkStart w:id="0" w:name="_GoBack"/>
+      <w:bookmarkEnd w:id="0"/>
+    </w:p>
+    <w:p>
+      <w:pPr>
+        <w:rPr>
+          <w:rFonts w:hint="default" w:ascii="Times New Roman" w:hAnsi="Times New Roman" w:cs="Times New Roman"/>
+          <w:sz w:val="24"/>
+          <w:szCs w:val="24"/>
+          <w:lang w:val="en-US" w:eastAsia="zh-CN"/>
+        </w:rPr>
+      </w:pPr>
+      <w:r>
+        <w:rPr>
+          <w:rFonts w:hint="default" w:ascii="Times New Roman" w:hAnsi="Times New Roman" w:cs="Times New Roman"/>
+          <w:sz w:val="24"/>
+          <w:szCs w:val="24"/>
+          <w:lang w:val="en-US" w:eastAsia="zh-CN"/>
+        </w:rPr>
+        <w:t>git config --global https.proxy http://127.0.0.1:7890</w:t>
+      </w:r>
+    </w:p>
+    <w:p>
+      <w:pPr>
+        <w:rPr>
+          <w:rFonts w:hint="eastAsia" w:ascii="Times New Roman" w:hAnsi="Times New Roman" w:cs="Times New Roman"/>
+          <w:sz w:val="24"/>
+          <w:szCs w:val="24"/>
+          <w:lang w:val="en-US" w:eastAsia="zh-CN"/>
+        </w:rPr>
+      </w:pPr>
       <w:r>
         <w:rPr>
           <w:rFonts w:hint="default" w:ascii="Times New Roman" w:hAnsi="Times New Roman" w:cs="Times New Roman"/>
@@ -3316,7 +3384,6 @@
         <w:t>git push</w:t>
       </w:r>
     </w:p>
-    <w:bookmarkEnd w:id="0"/>
     <w:p>
       <w:pPr>
         <w:rPr>
@@ -3505,7 +3572,7 @@
     <w:lsdException w:unhideWhenUsed="0" w:uiPriority="0" w:semiHidden="0" w:name="HTML Code"/>
     <w:lsdException w:unhideWhenUsed="0" w:uiPriority="0" w:semiHidden="0" w:name="HTML Definition"/>
     <w:lsdException w:unhideWhenUsed="0" w:uiPriority="0" w:semiHidden="0" w:name="HTML Keyboard"/>
-    <w:lsdException w:unhideWhenUsed="0" w:uiPriority="0" w:semiHidden="0" w:name="HTML Preformatted"/>
+    <w:lsdException w:qFormat="1" w:unhideWhenUsed="0" w:uiPriority="0" w:semiHidden="0" w:name="HTML Preformatted"/>
     <w:lsdException w:unhideWhenUsed="0" w:uiPriority="0" w:semiHidden="0" w:name="HTML Sample"/>
     <w:lsdException w:unhideWhenUsed="0" w:uiPriority="0" w:semiHidden="0" w:name="HTML Typewriter"/>
     <w:lsdException w:unhideWhenUsed="0" w:uiPriority="0" w:semiHidden="0" w:name="HTML Variable"/>
@@ -3694,6 +3761,7 @@
   <w:style w:type="paragraph" w:styleId="2">
     <w:name w:val="HTML Preformatted"/>
     <w:basedOn w:val="1"/>
+    <w:qFormat/>
     <w:uiPriority w:val="0"/>
     <w:pPr>
       <w:tabs>

--- a/Naval Chess规则介绍.docx
+++ b/Naval Chess规则介绍.docx
@@ -2925,7 +2925,7 @@
         <w:jc w:val="both"/>
         <w:textAlignment w:val="auto"/>
         <w:rPr>
-          <w:rFonts w:hint="default" w:ascii="Times New Roman" w:hAnsi="Times New Roman" w:cs="Times New Roman"/>
+          <w:rFonts w:hint="eastAsia" w:ascii="Times New Roman" w:hAnsi="Times New Roman" w:cs="Times New Roman"/>
           <w:color w:val="000000" w:themeColor="text1"/>
           <w:kern w:val="2"/>
           <w:sz w:val="24"/>
@@ -2986,6 +2986,61 @@
         </w:rPr>
         <w:t>s Log”来查看棋盘事件。当一方舰队完全被摧毁，游戏结束，另一方获得胜利。</w:t>
       </w:r>
+    </w:p>
+    <w:p>
+      <w:pPr>
+        <w:keepNext w:val="0"/>
+        <w:keepLines w:val="0"/>
+        <w:pageBreakBefore w:val="0"/>
+        <w:widowControl w:val="0"/>
+        <w:numPr>
+          <w:ilvl w:val="0"/>
+          <w:numId w:val="0"/>
+        </w:numPr>
+        <w:kinsoku/>
+        <w:wordWrap/>
+        <w:overflowPunct/>
+        <w:topLinePunct w:val="0"/>
+        <w:autoSpaceDE/>
+        <w:autoSpaceDN/>
+        <w:bidi w:val="0"/>
+        <w:adjustRightInd/>
+        <w:snapToGrid/>
+        <w:ind w:left="0" w:leftChars="0" w:firstLine="480" w:firstLineChars="0"/>
+        <w:jc w:val="both"/>
+        <w:textAlignment w:val="auto"/>
+        <w:rPr>
+          <w:rFonts w:hint="default" w:ascii="Times New Roman" w:hAnsi="Times New Roman" w:cs="Times New Roman" w:eastAsiaTheme="minorEastAsia"/>
+          <w:color w:val="000000" w:themeColor="text1"/>
+          <w:kern w:val="2"/>
+          <w:sz w:val="24"/>
+          <w:szCs w:val="24"/>
+          <w:lang w:val="en-US" w:eastAsia="zh-CN" w:bidi="ar-SA"/>
+          <w14:textFill>
+            <w14:solidFill>
+              <w14:schemeClr w14:val="tx1"/>
+            </w14:solidFill>
+          </w14:textFill>
+        </w:rPr>
+      </w:pPr>
+      <w:r>
+        <w:rPr>
+          <w:rFonts w:hint="eastAsia" w:ascii="Times New Roman" w:hAnsi="Times New Roman" w:cs="Times New Roman" w:eastAsiaTheme="minorEastAsia"/>
+          <w:color w:val="000000" w:themeColor="text1"/>
+          <w:kern w:val="2"/>
+          <w:sz w:val="24"/>
+          <w:szCs w:val="24"/>
+          <w:lang w:val="en-US" w:eastAsia="zh-CN" w:bidi="ar-SA"/>
+          <w14:textFill>
+            <w14:solidFill>
+              <w14:schemeClr w14:val="tx1"/>
+            </w14:solidFill>
+          </w14:textFill>
+        </w:rPr>
+        <w:t>胜利方根据剩余战力评星：⭐ 基础胜利；⭐⭐ 剩余舰船数 ≥ 己方初始舰船数的50%；⭐⭐⭐ 满足二星条件且剩余舰船总血量 ≥ 己方初始总血量的50%。关卡模式记录各关卡最佳星级。</w:t>
+      </w:r>
+      <w:bookmarkStart w:id="0" w:name="_GoBack"/>
+      <w:bookmarkEnd w:id="0"/>
     </w:p>
     <w:p>
       <w:pPr>
@@ -3343,8 +3398,6 @@
           <w:lang w:val="en-US" w:eastAsia="zh-CN"/>
         </w:rPr>
       </w:pPr>
-      <w:bookmarkStart w:id="0" w:name="_GoBack"/>
-      <w:bookmarkEnd w:id="0"/>
     </w:p>
     <w:p>
       <w:pPr>
